--- a/Pankreatitis_Arztbrief_Textbausteine.docx
+++ b/Pankreatitis_Arztbrief_Textbausteine.docx
@@ -4,230 +4,2231 @@
   <w:body>
     <w:p>
       <w:pPr>
-        <w:spacing w:after="60"/>
+        <w:shd w:fill="01696F" w:val="clear"/>
+        <w:spacing w:after="0" w:before="300"/>
+        <w:jc w:val="center"/>
+      </w:pPr>
+      <w:r>
+        <w:rPr>
+          <w:rFonts w:ascii="Segoe UI Emoji" w:cs="Segoe UI Emoji" w:eastAsia="Segoe UI Emoji" w:hAnsi="Segoe UI Emoji"/>
+          <w:color w:val="FFFFFF"/>
+          <w:sz w:val="80"/>
+          <w:szCs w:val="80"/>
+        </w:rPr>
+        <w:t xml:space="preserve">🪳</w:t>
+      </w:r>
+    </w:p>
+    <w:p>
+      <w:pPr>
+        <w:shd w:fill="01696F" w:val="clear"/>
+        <w:spacing w:after="60" w:before="0"/>
+        <w:jc w:val="center"/>
       </w:pPr>
       <w:r>
         <w:rPr>
           <w:rFonts w:ascii="Calibri" w:cs="Calibri" w:eastAsia="Calibri" w:hAnsi="Calibri"/>
           <w:b/>
           <w:bCs/>
-          <w:color w:val="0C4E54"/>
-          <w:sz w:val="36"/>
-          <w:szCs w:val="36"/>
+          <w:color w:val="FFFFFF"/>
+          <w:sz w:val="44"/>
+          <w:szCs w:val="44"/>
         </w:rPr>
         <w:t xml:space="preserve">Pankreatitis – Nachsorge-Textbausteine</w:t>
       </w:r>
     </w:p>
     <w:p>
       <w:pPr>
-        <w:spacing w:after="240"/>
+        <w:shd w:fill="01696F" w:val="clear"/>
+        <w:spacing w:after="60" w:before="0"/>
+        <w:jc w:val="center"/>
       </w:pPr>
       <w:r>
         <w:rPr>
           <w:rFonts w:ascii="Calibri" w:cs="Calibri" w:eastAsia="Calibri" w:hAnsi="Calibri"/>
           <w:i/>
           <w:iCs/>
-          <w:color w:val="6B7F80"/>
-          <w:sz w:val="19"/>
-          <w:szCs w:val="19"/>
+          <w:color w:val="CCE9EA"/>
+          <w:sz w:val="22"/>
+          <w:szCs w:val="22"/>
         </w:rPr>
-        <w:t xml:space="preserve">Dr. med. K. Koschny · Gastroenterologie · GFGB 2026 · DGVS S3-Leitlinie 2024</w:t>
+        <w:t xml:space="preserve">Leitliniengerechte Formulierungen für Arztbrief und Endoskopiebefund</w:t>
       </w:r>
     </w:p>
     <w:p>
       <w:pPr>
-        <w:spacing w:after="120" w:before="360"/>
+        <w:shd w:fill="01696F" w:val="clear"/>
+        <w:spacing w:after="80" w:before="0"/>
+        <w:jc w:val="center"/>
+      </w:pPr>
+      <w:r>
+        <w:rPr>
+          <w:rFonts w:ascii="Calibri" w:cs="Calibri" w:eastAsia="Calibri" w:hAnsi="Calibri"/>
+          <w:color w:val="CCE9EA"/>
+          <w:sz w:val="20"/>
+          <w:szCs w:val="20"/>
+        </w:rPr>
+        <w:t xml:space="preserve">DGVS S3-Leitlinie 2024 · Stand: April 2026 · Dr. med. Kristin Koschny</w:t>
+      </w:r>
+    </w:p>
+    <w:p>
+      <w:pPr>
+        <w:spacing w:after="0" w:before="240"/>
+      </w:pPr>
+    </w:p>
+    <w:p>
+      <w:pPr>
+        <w:spacing w:after="80" w:before="80"/>
+      </w:pPr>
+      <w:r>
+        <w:rPr>
+          <w:rFonts w:ascii="Calibri" w:cs="Calibri" w:eastAsia="Calibri" w:hAnsi="Calibri"/>
+          <w:color w:val="28251D"/>
+          <w:sz w:val="22"/>
+          <w:szCs w:val="22"/>
+        </w:rPr>
+        <w:t xml:space="preserve">Die DGVS-Leitlinie 2024 empfiehlt eine strukturierte Nachsorge nach Pankreatitis – je nach Schweregrad, Ätiologie und Verlauf.</w:t>
+      </w:r>
+    </w:p>
+    <w:p>
+      <w:pPr>
+        <w:spacing w:after="80" w:before="80"/>
+      </w:pPr>
+      <w:r>
+        <w:rPr>
+          <w:rFonts w:ascii="Calibri" w:cs="Calibri" w:eastAsia="Calibri" w:hAnsi="Calibri"/>
+          <w:color w:val="28251D"/>
+          <w:sz w:val="22"/>
+          <w:szCs w:val="22"/>
+        </w:rPr>
+        <w:t xml:space="preserve">In der Praxis wird diese Empfehlung häufig nicht systematisch umgesetzt.</w:t>
+      </w:r>
+    </w:p>
+    <w:p>
+      <w:pPr>
+        <w:spacing w:after="80" w:before="80"/>
+      </w:pPr>
+      <w:r>
+        <w:rPr>
+          <w:rFonts w:ascii="Calibri" w:cs="Calibri" w:eastAsia="Calibri" w:hAnsi="Calibri"/>
+          <w:color w:val="28251D"/>
+          <w:sz w:val="22"/>
+          <w:szCs w:val="22"/>
+        </w:rPr>
+        <w:t xml:space="preserve">Die folgenden Textbausteine erleichtern die leitliniengerechte Dokumentation.</w:t>
+      </w:r>
+    </w:p>
+    <w:p>
+      <w:pPr>
+        <w:spacing w:after="0" w:before="120"/>
+      </w:pPr>
+    </w:p>
+    <w:p>
+      <w:pPr>
+        <w:pBdr>
+          <w:bottom w:val="single" w:color="D4D1CA" w:sz="6"/>
+        </w:pBdr>
+        <w:spacing w:after="120" w:before="120"/>
+      </w:pPr>
+    </w:p>
+    <w:p>
+      <w:pPr>
+        <w:shd w:fill="01696F" w:val="clear"/>
+        <w:spacing w:after="0" w:before="340"/>
+        <w:ind w:left="0" w:right="0"/>
       </w:pPr>
       <w:r>
         <w:rPr>
           <w:rFonts w:ascii="Calibri" w:cs="Calibri" w:eastAsia="Calibri" w:hAnsi="Calibri"/>
           <w:b/>
           <w:bCs/>
-          <w:color w:val="0C4E54"/>
+          <w:color w:val="FFFFFF"/>
           <w:sz w:val="28"/>
           <w:szCs w:val="28"/>
         </w:rPr>
-        <w:t xml:space="preserve">Baustein 1 – Schwere / nekrotisierende Pankreatitis</w:t>
+        <w:t xml:space="preserve">Schwere / nekrotisierende Pankreatitis</w:t>
       </w:r>
     </w:p>
     <w:p>
       <w:pPr>
-        <w:spacing w:after="80" w:before="60"/>
-        <w:jc w:val="both"/>
-      </w:pPr>
-      <w:r>
-        <w:rPr>
-          <w:rFonts w:ascii="Calibri" w:cs="Calibri" w:eastAsia="Calibri" w:hAnsi="Calibri"/>
-          <w:sz w:val="22"/>
-          <w:szCs w:val="22"/>
-        </w:rPr>
-        <w:t xml:space="preserve">Im Rahmen des stationären Aufenthalts bestand eine schwere/nekrotisierende Pankreatitis (Schweregrad: __). Gemäß DGVS-S3-Leitlinie 2024 (Empfehlung 10.1) empfehlen wir eine strukturierte gastroenterologische Nachsorge: Kontrolltermin nach 4–6 Wochen (klinisch, Labor, Bildgebung), jährliche Verlaufskontrolle für mindestens 5 Jahre, Überwachung auf exokrine Insuffizienz (Elastase im Stuhl), endokrine Insuffizienz (HbA1c, Nüchternglukose) und Neoplasieentwicklung. Bei Alkohol-induzierter Pankreatitis: Alkoholkarenz und strukturierte Suchtberatung dringend empfohlen. Bitte Vorstellung in gastroenterologischer Ambulanz zeitnah veranlassen.</w:t>
-      </w:r>
-    </w:p>
-    <w:p>
-      <w:pPr>
-        <w:spacing w:after="200" w:before="200"/>
-      </w:pPr>
-      <w:r>
-        <w:rPr>
-          <w:color w:val="c8dede"/>
-          <w:sz w:val="18"/>
-          <w:szCs w:val="18"/>
-        </w:rPr>
-        <w:t xml:space="preserve">─────────────────────────────────────────</w:t>
-      </w:r>
-    </w:p>
-    <w:p>
-      <w:pPr>
-        <w:spacing w:after="120" w:before="360"/>
+        <w:spacing w:after="0" w:before="100"/>
+      </w:pPr>
+    </w:p>
+    <w:p>
+      <w:pPr>
+        <w:spacing w:after="60" w:before="160"/>
       </w:pPr>
       <w:r>
         <w:rPr>
           <w:rFonts w:ascii="Calibri" w:cs="Calibri" w:eastAsia="Calibri" w:hAnsi="Calibri"/>
           <w:b/>
           <w:bCs/>
-          <w:color w:val="0C4E54"/>
-          <w:sz w:val="28"/>
-          <w:szCs w:val="28"/>
-        </w:rPr>
-        <w:t xml:space="preserve">Baustein 2 – Kryptogene Pankreatitis &gt; 40 Jahre</w:t>
-      </w:r>
-    </w:p>
-    <w:p>
-      <w:pPr>
-        <w:spacing w:after="80" w:before="60"/>
-        <w:jc w:val="both"/>
-      </w:pPr>
-      <w:r>
-        <w:rPr>
-          <w:rFonts w:ascii="Calibri" w:cs="Calibri" w:eastAsia="Calibri" w:hAnsi="Calibri"/>
+          <w:color w:val="1B474D"/>
           <w:sz w:val="22"/>
           <w:szCs w:val="22"/>
         </w:rPr>
-        <w:t xml:space="preserve">Nachweis einer Pankreatitis ungeklärter Ätiologie bei einem Patienten &gt; 40 Jahren. Gemäß DGVS-S3-Leitlinie 2024 besteht bei kryptogener Pankreatitis und Alter &gt; 40 Jahren eine Indikation zur erweiterten Abklärung und strukturierten Bildgebungs-Nachsorge zum Ausschluss einer Neoplasie (IPMN, PDAC). Empfehlung: EUS oder MRT/MRCP (bevorzugte Modalität) zum Ausschluss von Pankreaszysten und Raumforderungen, CA 19-9-Bestimmung (cave: eingeschränkte Spezifität bei Pankreatitis). Bei unauffälligem Befund: jährliche Bildgebung für 2 Jahre, dann Reevaluation. Bei Nachweis von Pankreaszysten: Nachsorge gemäß europäischer IPMN-Leitlinie. Bei Malignizitätsverdacht: zeitnahe Vorstellung im zertifizierten Pankreaszentrum.</w:t>
+        <w:t xml:space="preserve">Entlassungsbrief / Arztbrief:</w:t>
       </w:r>
     </w:p>
-    <w:p>
-      <w:pPr>
-        <w:spacing w:after="200" w:before="200"/>
-      </w:pPr>
-      <w:r>
-        <w:rPr>
-          <w:color w:val="c8dede"/>
-          <w:sz w:val="18"/>
-          <w:szCs w:val="18"/>
-        </w:rPr>
-        <w:t xml:space="preserve">─────────────────────────────────────────</w:t>
-      </w:r>
-    </w:p>
-    <w:p>
-      <w:pPr>
-        <w:spacing w:after="120" w:before="360"/>
+    <w:tbl>
+      <w:tblPr>
+        <w:tblW w:type="dxa" w:w="9638"/>
+        <w:tblBorders>
+          <w:top w:val="single" w:color="auto" w:sz="4"/>
+          <w:left w:val="single" w:color="auto" w:sz="4"/>
+          <w:bottom w:val="single" w:color="auto" w:sz="4"/>
+          <w:right w:val="single" w:color="auto" w:sz="4"/>
+          <w:insideH w:val="single" w:color="auto" w:sz="4"/>
+          <w:insideV w:val="single" w:color="auto" w:sz="4"/>
+        </w:tblBorders>
+      </w:tblPr>
+      <w:tblGrid>
+        <w:gridCol w:w="9638"/>
+      </w:tblGrid>
+      <w:tr>
+        <w:tc>
+          <w:tcPr>
+            <w:tcW w:type="dxa" w:w="9638"/>
+            <w:tcBorders>
+              <w:top w:val="single" w:color="DA7101" w:sz="2"/>
+              <w:left w:val="thick" w:color="DA7101" w:sz="14"/>
+              <w:bottom w:val="nil" w:color="FFFFFF" w:sz="0"/>
+              <w:right w:val="single" w:color="DA7101" w:sz="2"/>
+            </w:tcBorders>
+            <w:shd w:fill="FFF4E5" w:val="clear"/>
+            <w:tcMar>
+              <w:top w:type="dxa" w:w="60"/>
+              <w:left w:type="dxa" w:w="160"/>
+              <w:bottom w:type="dxa" w:w="60"/>
+              <w:right w:type="dxa" w:w="120"/>
+            </w:tcMar>
+          </w:tcPr>
+          <w:p>
+            <w:r>
+              <w:rPr>
+                <w:rFonts w:ascii="Calibri" w:cs="Calibri" w:eastAsia="Calibri" w:hAnsi="Calibri"/>
+                <w:b w:val="false"/>
+                <w:bCs w:val="false"/>
+                <w:color w:val="28251D"/>
+                <w:sz w:val="20"/>
+                <w:szCs w:val="20"/>
+              </w:rPr>
+              <w:t xml:space="preserve">Im Rahmen des stationären Aufenthalts bestand eine schwere/nekrotisierende Pankreatitis (Schweregrad: __).</w:t>
+            </w:r>
+          </w:p>
+        </w:tc>
+      </w:tr>
+      <w:tr>
+        <w:tc>
+          <w:tcPr>
+            <w:tcW w:type="dxa" w:w="9638"/>
+            <w:tcBorders>
+              <w:top w:val="nil" w:color="FFFFFF" w:sz="0"/>
+              <w:left w:val="thick" w:color="DA7101" w:sz="14"/>
+              <w:bottom w:val="nil" w:color="FFFFFF" w:sz="0"/>
+              <w:right w:val="single" w:color="DA7101" w:sz="2"/>
+            </w:tcBorders>
+            <w:shd w:fill="FFF4E5" w:val="clear"/>
+            <w:tcMar>
+              <w:top w:type="dxa" w:w="60"/>
+              <w:left w:type="dxa" w:w="160"/>
+              <w:bottom w:type="dxa" w:w="60"/>
+              <w:right w:type="dxa" w:w="120"/>
+            </w:tcMar>
+          </w:tcPr>
+          <w:p>
+            <w:r>
+              <w:rPr>
+                <w:rFonts w:ascii="Calibri" w:cs="Calibri" w:eastAsia="Calibri" w:hAnsi="Calibri"/>
+                <w:b w:val="false"/>
+                <w:bCs w:val="false"/>
+                <w:color w:val="28251D"/>
+                <w:sz w:val="20"/>
+                <w:szCs w:val="20"/>
+              </w:rPr>
+              <w:t xml:space="preserve">Gemäß DGVS-S3-Leitlinie 2024 (Empfehlung 10.1) empfehle ich eine strukturierte gastroenterologische Nachsorge:</w:t>
+            </w:r>
+          </w:p>
+        </w:tc>
+      </w:tr>
+      <w:tr>
+        <w:tc>
+          <w:tcPr>
+            <w:tcW w:type="dxa" w:w="9638"/>
+            <w:tcBorders>
+              <w:top w:val="nil" w:color="FFFFFF" w:sz="0"/>
+              <w:left w:val="thick" w:color="DA7101" w:sz="14"/>
+              <w:bottom w:val="nil" w:color="FFFFFF" w:sz="0"/>
+              <w:right w:val="single" w:color="DA7101" w:sz="2"/>
+            </w:tcBorders>
+            <w:shd w:fill="FFF4E5" w:val="clear"/>
+            <w:tcMar>
+              <w:top w:type="dxa" w:w="60"/>
+              <w:left w:type="dxa" w:w="160"/>
+              <w:bottom w:type="dxa" w:w="60"/>
+              <w:right w:type="dxa" w:w="120"/>
+            </w:tcMar>
+          </w:tcPr>
+          <w:p>
+            <w:r>
+              <w:rPr>
+                <w:rFonts w:ascii="Calibri" w:cs="Calibri" w:eastAsia="Calibri" w:hAnsi="Calibri"/>
+                <w:b w:val="false"/>
+                <w:bCs w:val="false"/>
+                <w:color w:val="28251D"/>
+                <w:sz w:val="20"/>
+                <w:szCs w:val="20"/>
+              </w:rPr>
+              <w:t xml:space="preserve"/>
+            </w:r>
+          </w:p>
+        </w:tc>
+      </w:tr>
+      <w:tr>
+        <w:tc>
+          <w:tcPr>
+            <w:tcW w:type="dxa" w:w="9638"/>
+            <w:tcBorders>
+              <w:top w:val="nil" w:color="FFFFFF" w:sz="0"/>
+              <w:left w:val="thick" w:color="DA7101" w:sz="14"/>
+              <w:bottom w:val="nil" w:color="FFFFFF" w:sz="0"/>
+              <w:right w:val="single" w:color="DA7101" w:sz="2"/>
+            </w:tcBorders>
+            <w:shd w:fill="FFF4E5" w:val="clear"/>
+            <w:tcMar>
+              <w:top w:type="dxa" w:w="60"/>
+              <w:left w:type="dxa" w:w="160"/>
+              <w:bottom w:type="dxa" w:w="60"/>
+              <w:right w:type="dxa" w:w="120"/>
+            </w:tcMar>
+          </w:tcPr>
+          <w:p>
+            <w:r>
+              <w:rPr>
+                <w:rFonts w:ascii="Calibri" w:cs="Calibri" w:eastAsia="Calibri" w:hAnsi="Calibri"/>
+                <w:b w:val="false"/>
+                <w:bCs w:val="false"/>
+                <w:color w:val="28251D"/>
+                <w:sz w:val="20"/>
+                <w:szCs w:val="20"/>
+              </w:rPr>
+              <w:t xml:space="preserve">– Kontrolltermin nach 4–6 Wochen (klinisch, Labor, Bildgebung)</w:t>
+            </w:r>
+          </w:p>
+        </w:tc>
+      </w:tr>
+      <w:tr>
+        <w:tc>
+          <w:tcPr>
+            <w:tcW w:type="dxa" w:w="9638"/>
+            <w:tcBorders>
+              <w:top w:val="nil" w:color="FFFFFF" w:sz="0"/>
+              <w:left w:val="thick" w:color="DA7101" w:sz="14"/>
+              <w:bottom w:val="nil" w:color="FFFFFF" w:sz="0"/>
+              <w:right w:val="single" w:color="DA7101" w:sz="2"/>
+            </w:tcBorders>
+            <w:shd w:fill="FFF4E5" w:val="clear"/>
+            <w:tcMar>
+              <w:top w:type="dxa" w:w="60"/>
+              <w:left w:type="dxa" w:w="160"/>
+              <w:bottom w:type="dxa" w:w="60"/>
+              <w:right w:type="dxa" w:w="120"/>
+            </w:tcMar>
+          </w:tcPr>
+          <w:p>
+            <w:r>
+              <w:rPr>
+                <w:rFonts w:ascii="Calibri" w:cs="Calibri" w:eastAsia="Calibri" w:hAnsi="Calibri"/>
+                <w:b w:val="false"/>
+                <w:bCs w:val="false"/>
+                <w:color w:val="28251D"/>
+                <w:sz w:val="20"/>
+                <w:szCs w:val="20"/>
+              </w:rPr>
+              <w:t xml:space="preserve">– Jährliche Verlaufskontrolle für mindestens 5 Jahre</w:t>
+            </w:r>
+          </w:p>
+        </w:tc>
+      </w:tr>
+      <w:tr>
+        <w:tc>
+          <w:tcPr>
+            <w:tcW w:type="dxa" w:w="9638"/>
+            <w:tcBorders>
+              <w:top w:val="nil" w:color="FFFFFF" w:sz="0"/>
+              <w:left w:val="thick" w:color="DA7101" w:sz="14"/>
+              <w:bottom w:val="nil" w:color="FFFFFF" w:sz="0"/>
+              <w:right w:val="single" w:color="DA7101" w:sz="2"/>
+            </w:tcBorders>
+            <w:shd w:fill="FFF4E5" w:val="clear"/>
+            <w:tcMar>
+              <w:top w:type="dxa" w:w="60"/>
+              <w:left w:type="dxa" w:w="160"/>
+              <w:bottom w:type="dxa" w:w="60"/>
+              <w:right w:type="dxa" w:w="120"/>
+            </w:tcMar>
+          </w:tcPr>
+          <w:p>
+            <w:r>
+              <w:rPr>
+                <w:rFonts w:ascii="Calibri" w:cs="Calibri" w:eastAsia="Calibri" w:hAnsi="Calibri"/>
+                <w:b w:val="false"/>
+                <w:bCs w:val="false"/>
+                <w:color w:val="28251D"/>
+                <w:sz w:val="20"/>
+                <w:szCs w:val="20"/>
+              </w:rPr>
+              <w:t xml:space="preserve">– Überwachung auf exokrine Insuffizienz (Elastase im Stuhl), endokrine Insuffizienz (HbA1c, Nüchternglukose)</w:t>
+            </w:r>
+          </w:p>
+        </w:tc>
+      </w:tr>
+      <w:tr>
+        <w:tc>
+          <w:tcPr>
+            <w:tcW w:type="dxa" w:w="9638"/>
+            <w:tcBorders>
+              <w:top w:val="nil" w:color="FFFFFF" w:sz="0"/>
+              <w:left w:val="thick" w:color="DA7101" w:sz="14"/>
+              <w:bottom w:val="nil" w:color="FFFFFF" w:sz="0"/>
+              <w:right w:val="single" w:color="DA7101" w:sz="2"/>
+            </w:tcBorders>
+            <w:shd w:fill="FFF4E5" w:val="clear"/>
+            <w:tcMar>
+              <w:top w:type="dxa" w:w="60"/>
+              <w:left w:type="dxa" w:w="160"/>
+              <w:bottom w:type="dxa" w:w="60"/>
+              <w:right w:type="dxa" w:w="120"/>
+            </w:tcMar>
+          </w:tcPr>
+          <w:p>
+            <w:r>
+              <w:rPr>
+                <w:rFonts w:ascii="Calibri" w:cs="Calibri" w:eastAsia="Calibri" w:hAnsi="Calibri"/>
+                <w:b w:val="false"/>
+                <w:bCs w:val="false"/>
+                <w:color w:val="28251D"/>
+                <w:sz w:val="20"/>
+                <w:szCs w:val="20"/>
+              </w:rPr>
+              <w:t xml:space="preserve">   und Neoplasieentwicklung</w:t>
+            </w:r>
+          </w:p>
+        </w:tc>
+      </w:tr>
+      <w:tr>
+        <w:tc>
+          <w:tcPr>
+            <w:tcW w:type="dxa" w:w="9638"/>
+            <w:tcBorders>
+              <w:top w:val="nil" w:color="FFFFFF" w:sz="0"/>
+              <w:left w:val="thick" w:color="DA7101" w:sz="14"/>
+              <w:bottom w:val="nil" w:color="FFFFFF" w:sz="0"/>
+              <w:right w:val="single" w:color="DA7101" w:sz="2"/>
+            </w:tcBorders>
+            <w:shd w:fill="FFF4E5" w:val="clear"/>
+            <w:tcMar>
+              <w:top w:type="dxa" w:w="60"/>
+              <w:left w:type="dxa" w:w="160"/>
+              <w:bottom w:type="dxa" w:w="60"/>
+              <w:right w:type="dxa" w:w="120"/>
+            </w:tcMar>
+          </w:tcPr>
+          <w:p>
+            <w:r>
+              <w:rPr>
+                <w:rFonts w:ascii="Calibri" w:cs="Calibri" w:eastAsia="Calibri" w:hAnsi="Calibri"/>
+                <w:b w:val="false"/>
+                <w:bCs w:val="false"/>
+                <w:color w:val="28251D"/>
+                <w:sz w:val="20"/>
+                <w:szCs w:val="20"/>
+              </w:rPr>
+              <w:t xml:space="preserve">– Bei Alkohol-induzierter Pankreatitis: Alkoholkarenz und strukturierte Suchtberatung dringend empfohlen</w:t>
+            </w:r>
+          </w:p>
+        </w:tc>
+      </w:tr>
+      <w:tr>
+        <w:tc>
+          <w:tcPr>
+            <w:tcW w:type="dxa" w:w="9638"/>
+            <w:tcBorders>
+              <w:top w:val="nil" w:color="FFFFFF" w:sz="0"/>
+              <w:left w:val="thick" w:color="DA7101" w:sz="14"/>
+              <w:bottom w:val="nil" w:color="FFFFFF" w:sz="0"/>
+              <w:right w:val="single" w:color="DA7101" w:sz="2"/>
+            </w:tcBorders>
+            <w:shd w:fill="FFF4E5" w:val="clear"/>
+            <w:tcMar>
+              <w:top w:type="dxa" w:w="60"/>
+              <w:left w:type="dxa" w:w="160"/>
+              <w:bottom w:type="dxa" w:w="60"/>
+              <w:right w:type="dxa" w:w="120"/>
+            </w:tcMar>
+          </w:tcPr>
+          <w:p>
+            <w:r>
+              <w:rPr>
+                <w:rFonts w:ascii="Calibri" w:cs="Calibri" w:eastAsia="Calibri" w:hAnsi="Calibri"/>
+                <w:b w:val="false"/>
+                <w:bCs w:val="false"/>
+                <w:color w:val="28251D"/>
+                <w:sz w:val="20"/>
+                <w:szCs w:val="20"/>
+              </w:rPr>
+              <w:t xml:space="preserve">   (RCT-Evidenz: Rezidivreduktion um 50 %)</w:t>
+            </w:r>
+          </w:p>
+        </w:tc>
+      </w:tr>
+      <w:tr>
+        <w:tc>
+          <w:tcPr>
+            <w:tcW w:type="dxa" w:w="9638"/>
+            <w:tcBorders>
+              <w:top w:val="nil" w:color="FFFFFF" w:sz="0"/>
+              <w:left w:val="thick" w:color="DA7101" w:sz="14"/>
+              <w:bottom w:val="nil" w:color="FFFFFF" w:sz="0"/>
+              <w:right w:val="single" w:color="DA7101" w:sz="2"/>
+            </w:tcBorders>
+            <w:shd w:fill="FFF4E5" w:val="clear"/>
+            <w:tcMar>
+              <w:top w:type="dxa" w:w="60"/>
+              <w:left w:type="dxa" w:w="160"/>
+              <w:bottom w:type="dxa" w:w="60"/>
+              <w:right w:type="dxa" w:w="120"/>
+            </w:tcMar>
+          </w:tcPr>
+          <w:p>
+            <w:r>
+              <w:rPr>
+                <w:rFonts w:ascii="Calibri" w:cs="Calibri" w:eastAsia="Calibri" w:hAnsi="Calibri"/>
+                <w:b w:val="false"/>
+                <w:bCs w:val="false"/>
+                <w:color w:val="28251D"/>
+                <w:sz w:val="20"/>
+                <w:szCs w:val="20"/>
+              </w:rPr>
+              <w:t xml:space="preserve"/>
+            </w:r>
+          </w:p>
+        </w:tc>
+      </w:tr>
+      <w:tr>
+        <w:tc>
+          <w:tcPr>
+            <w:tcW w:type="dxa" w:w="9638"/>
+            <w:tcBorders>
+              <w:top w:val="nil" w:color="FFFFFF" w:sz="0"/>
+              <w:left w:val="thick" w:color="DA7101" w:sz="14"/>
+              <w:bottom w:val="single" w:color="DA7101" w:sz="2"/>
+              <w:right w:val="single" w:color="DA7101" w:sz="2"/>
+            </w:tcBorders>
+            <w:shd w:fill="FFF4E5" w:val="clear"/>
+            <w:tcMar>
+              <w:top w:type="dxa" w:w="60"/>
+              <w:left w:type="dxa" w:w="160"/>
+              <w:bottom w:type="dxa" w:w="60"/>
+              <w:right w:type="dxa" w:w="120"/>
+            </w:tcMar>
+          </w:tcPr>
+          <w:p>
+            <w:r>
+              <w:rPr>
+                <w:rFonts w:ascii="Calibri" w:cs="Calibri" w:eastAsia="Calibri" w:hAnsi="Calibri"/>
+                <w:b w:val="false"/>
+                <w:bCs w:val="false"/>
+                <w:color w:val="28251D"/>
+                <w:sz w:val="20"/>
+                <w:szCs w:val="20"/>
+              </w:rPr>
+              <w:t xml:space="preserve">Bitte Vorstellung in gastroenterologischer Ambulanz zeitnah veranlassen.</w:t>
+            </w:r>
+          </w:p>
+        </w:tc>
+      </w:tr>
+    </w:tbl>
+    <w:p>
+      <w:pPr>
+        <w:spacing w:after="0" w:before="160"/>
+      </w:pPr>
+    </w:p>
+    <w:p>
+      <w:pPr>
+        <w:pBdr>
+          <w:bottom w:val="single" w:color="D4D1CA" w:sz="6"/>
+        </w:pBdr>
+        <w:spacing w:after="120" w:before="120"/>
+      </w:pPr>
+    </w:p>
+    <w:p>
+      <w:pPr>
+        <w:shd w:fill="01696F" w:val="clear"/>
+        <w:spacing w:after="0" w:before="340"/>
+        <w:ind w:left="0" w:right="0"/>
       </w:pPr>
       <w:r>
         <w:rPr>
           <w:rFonts w:ascii="Calibri" w:cs="Calibri" w:eastAsia="Calibri" w:hAnsi="Calibri"/>
           <w:b/>
           <w:bCs/>
-          <w:color w:val="0C4E54"/>
+          <w:color w:val="FFFFFF"/>
           <w:sz w:val="28"/>
           <w:szCs w:val="28"/>
         </w:rPr>
-        <w:t xml:space="preserve">Baustein 3 – Alkohol-induzierte Pankreatitis (jeder Schweregrad)</w:t>
+        <w:t xml:space="preserve">Kryptogene Pankreatitis &gt;40 Jahre</w:t>
       </w:r>
     </w:p>
     <w:p>
       <w:pPr>
-        <w:spacing w:after="80" w:before="60"/>
-        <w:jc w:val="both"/>
-      </w:pPr>
-      <w:r>
-        <w:rPr>
-          <w:rFonts w:ascii="Calibri" w:cs="Calibri" w:eastAsia="Calibri" w:hAnsi="Calibri"/>
-          <w:sz w:val="22"/>
-          <w:szCs w:val="22"/>
-        </w:rPr>
-        <w:t xml:space="preserve">Alkohol-induzierte Pankreatitis, Schweregrad: __. Strukturierte Nachsorge mit Alkoholberatung senkt das Rezidivrisiko innerhalb von 24 Monaten von 21 % auf 8 % (DGVS S3-Leitlinie 2024, Empfehlung 10.1). Empfehlung: dringende Alkoholkarenz – vollständige Abstinenz ist der einzige gesicherte Schutz vor Rezidiv und Progression zur chronischen Pankreatitis; Überweisung zu Suchtmedizin / strukturierter Alkoholberatung; Nachsorge in gastroenterologischer Ambulanz nach 4–6 Wochen; bei Rezidiv erneute vollständige Abklärung inklusive Bildgebung.</w:t>
-      </w:r>
-    </w:p>
-    <w:p>
-      <w:pPr>
-        <w:spacing w:after="200" w:before="200"/>
-      </w:pPr>
-      <w:r>
-        <w:rPr>
-          <w:color w:val="c8dede"/>
-          <w:sz w:val="18"/>
-          <w:szCs w:val="18"/>
-        </w:rPr>
-        <w:t xml:space="preserve">─────────────────────────────────────────</w:t>
-      </w:r>
-    </w:p>
-    <w:p>
-      <w:pPr>
-        <w:spacing w:after="120" w:before="360"/>
+        <w:spacing w:after="0" w:before="100"/>
+      </w:pPr>
+    </w:p>
+    <w:p>
+      <w:pPr>
+        <w:spacing w:after="60" w:before="160"/>
       </w:pPr>
       <w:r>
         <w:rPr>
           <w:rFonts w:ascii="Calibri" w:cs="Calibri" w:eastAsia="Calibri" w:hAnsi="Calibri"/>
           <w:b/>
           <w:bCs/>
-          <w:color w:val="0C4E54"/>
+          <w:color w:val="1B474D"/>
+          <w:sz w:val="22"/>
+          <w:szCs w:val="22"/>
+        </w:rPr>
+        <w:t xml:space="preserve">Endoskopiebefund / Arztbrief:</w:t>
+      </w:r>
+    </w:p>
+    <w:tbl>
+      <w:tblPr>
+        <w:tblW w:type="dxa" w:w="9638"/>
+        <w:tblBorders>
+          <w:top w:val="single" w:color="auto" w:sz="4"/>
+          <w:left w:val="single" w:color="auto" w:sz="4"/>
+          <w:bottom w:val="single" w:color="auto" w:sz="4"/>
+          <w:right w:val="single" w:color="auto" w:sz="4"/>
+          <w:insideH w:val="single" w:color="auto" w:sz="4"/>
+          <w:insideV w:val="single" w:color="auto" w:sz="4"/>
+        </w:tblBorders>
+      </w:tblPr>
+      <w:tblGrid>
+        <w:gridCol w:w="9638"/>
+      </w:tblGrid>
+      <w:tr>
+        <w:tc>
+          <w:tcPr>
+            <w:tcW w:type="dxa" w:w="9638"/>
+            <w:tcBorders>
+              <w:top w:val="single" w:color="DA7101" w:sz="2"/>
+              <w:left w:val="thick" w:color="DA7101" w:sz="14"/>
+              <w:bottom w:val="nil" w:color="FFFFFF" w:sz="0"/>
+              <w:right w:val="single" w:color="DA7101" w:sz="2"/>
+            </w:tcBorders>
+            <w:shd w:fill="FFF4E5" w:val="clear"/>
+            <w:tcMar>
+              <w:top w:type="dxa" w:w="60"/>
+              <w:left w:type="dxa" w:w="160"/>
+              <w:bottom w:type="dxa" w:w="60"/>
+              <w:right w:type="dxa" w:w="120"/>
+            </w:tcMar>
+          </w:tcPr>
+          <w:p>
+            <w:r>
+              <w:rPr>
+                <w:rFonts w:ascii="Calibri" w:cs="Calibri" w:eastAsia="Calibri" w:hAnsi="Calibri"/>
+                <w:b w:val="false"/>
+                <w:bCs w:val="false"/>
+                <w:color w:val="28251D"/>
+                <w:sz w:val="20"/>
+                <w:szCs w:val="20"/>
+              </w:rPr>
+              <w:t xml:space="preserve">Nachweis einer Pankreatitis ungeklärter Ätiologie bei einem Patienten &gt;40 Jahren.</w:t>
+            </w:r>
+          </w:p>
+        </w:tc>
+      </w:tr>
+      <w:tr>
+        <w:tc>
+          <w:tcPr>
+            <w:tcW w:type="dxa" w:w="9638"/>
+            <w:tcBorders>
+              <w:top w:val="nil" w:color="FFFFFF" w:sz="0"/>
+              <w:left w:val="thick" w:color="DA7101" w:sz="14"/>
+              <w:bottom w:val="nil" w:color="FFFFFF" w:sz="0"/>
+              <w:right w:val="single" w:color="DA7101" w:sz="2"/>
+            </w:tcBorders>
+            <w:shd w:fill="FFF4E5" w:val="clear"/>
+            <w:tcMar>
+              <w:top w:type="dxa" w:w="60"/>
+              <w:left w:type="dxa" w:w="160"/>
+              <w:bottom w:type="dxa" w:w="60"/>
+              <w:right w:type="dxa" w:w="120"/>
+            </w:tcMar>
+          </w:tcPr>
+          <w:p>
+            <w:r>
+              <w:rPr>
+                <w:rFonts w:ascii="Calibri" w:cs="Calibri" w:eastAsia="Calibri" w:hAnsi="Calibri"/>
+                <w:b w:val="false"/>
+                <w:bCs w:val="false"/>
+                <w:color w:val="28251D"/>
+                <w:sz w:val="20"/>
+                <w:szCs w:val="20"/>
+              </w:rPr>
+              <w:t xml:space="preserve">Gemäß DGVS-S3-Leitlinie 2024 besteht bei kryptogener Pankreatitis und Alter &gt;40 Jahren eine Indikation</w:t>
+            </w:r>
+          </w:p>
+        </w:tc>
+      </w:tr>
+      <w:tr>
+        <w:tc>
+          <w:tcPr>
+            <w:tcW w:type="dxa" w:w="9638"/>
+            <w:tcBorders>
+              <w:top w:val="nil" w:color="FFFFFF" w:sz="0"/>
+              <w:left w:val="thick" w:color="DA7101" w:sz="14"/>
+              <w:bottom w:val="nil" w:color="FFFFFF" w:sz="0"/>
+              <w:right w:val="single" w:color="DA7101" w:sz="2"/>
+            </w:tcBorders>
+            <w:shd w:fill="FFF4E5" w:val="clear"/>
+            <w:tcMar>
+              <w:top w:type="dxa" w:w="60"/>
+              <w:left w:type="dxa" w:w="160"/>
+              <w:bottom w:type="dxa" w:w="60"/>
+              <w:right w:type="dxa" w:w="120"/>
+            </w:tcMar>
+          </w:tcPr>
+          <w:p>
+            <w:r>
+              <w:rPr>
+                <w:rFonts w:ascii="Calibri" w:cs="Calibri" w:eastAsia="Calibri" w:hAnsi="Calibri"/>
+                <w:b w:val="false"/>
+                <w:bCs w:val="false"/>
+                <w:color w:val="28251D"/>
+                <w:sz w:val="20"/>
+                <w:szCs w:val="20"/>
+              </w:rPr>
+              <w:t xml:space="preserve">zur erweiterten Abklärung und strukturierten Bildgebungs-Nachsorge zum Ausschluss einer Neoplasie (IPMN, PDAC).</w:t>
+            </w:r>
+          </w:p>
+        </w:tc>
+      </w:tr>
+      <w:tr>
+        <w:tc>
+          <w:tcPr>
+            <w:tcW w:type="dxa" w:w="9638"/>
+            <w:tcBorders>
+              <w:top w:val="nil" w:color="FFFFFF" w:sz="0"/>
+              <w:left w:val="thick" w:color="DA7101" w:sz="14"/>
+              <w:bottom w:val="nil" w:color="FFFFFF" w:sz="0"/>
+              <w:right w:val="single" w:color="DA7101" w:sz="2"/>
+            </w:tcBorders>
+            <w:shd w:fill="FFF4E5" w:val="clear"/>
+            <w:tcMar>
+              <w:top w:type="dxa" w:w="60"/>
+              <w:left w:type="dxa" w:w="160"/>
+              <w:bottom w:type="dxa" w:w="60"/>
+              <w:right w:type="dxa" w:w="120"/>
+            </w:tcMar>
+          </w:tcPr>
+          <w:p>
+            <w:r>
+              <w:rPr>
+                <w:rFonts w:ascii="Calibri" w:cs="Calibri" w:eastAsia="Calibri" w:hAnsi="Calibri"/>
+                <w:b w:val="false"/>
+                <w:bCs w:val="false"/>
+                <w:color w:val="28251D"/>
+                <w:sz w:val="20"/>
+                <w:szCs w:val="20"/>
+              </w:rPr>
+              <w:t xml:space="preserve"/>
+            </w:r>
+          </w:p>
+        </w:tc>
+      </w:tr>
+      <w:tr>
+        <w:tc>
+          <w:tcPr>
+            <w:tcW w:type="dxa" w:w="9638"/>
+            <w:tcBorders>
+              <w:top w:val="nil" w:color="FFFFFF" w:sz="0"/>
+              <w:left w:val="thick" w:color="DA7101" w:sz="14"/>
+              <w:bottom w:val="nil" w:color="FFFFFF" w:sz="0"/>
+              <w:right w:val="single" w:color="DA7101" w:sz="2"/>
+            </w:tcBorders>
+            <w:shd w:fill="FFF4E5" w:val="clear"/>
+            <w:tcMar>
+              <w:top w:type="dxa" w:w="60"/>
+              <w:left w:type="dxa" w:w="160"/>
+              <w:bottom w:type="dxa" w:w="60"/>
+              <w:right w:type="dxa" w:w="120"/>
+            </w:tcMar>
+          </w:tcPr>
+          <w:p>
+            <w:r>
+              <w:rPr>
+                <w:rFonts w:ascii="Calibri" w:cs="Calibri" w:eastAsia="Calibri" w:hAnsi="Calibri"/>
+                <w:b w:val="false"/>
+                <w:bCs w:val="false"/>
+                <w:color w:val="28251D"/>
+                <w:sz w:val="20"/>
+                <w:szCs w:val="20"/>
+              </w:rPr>
+              <w:t xml:space="preserve">Empfehlung:</w:t>
+            </w:r>
+          </w:p>
+        </w:tc>
+      </w:tr>
+      <w:tr>
+        <w:tc>
+          <w:tcPr>
+            <w:tcW w:type="dxa" w:w="9638"/>
+            <w:tcBorders>
+              <w:top w:val="nil" w:color="FFFFFF" w:sz="0"/>
+              <w:left w:val="thick" w:color="DA7101" w:sz="14"/>
+              <w:bottom w:val="nil" w:color="FFFFFF" w:sz="0"/>
+              <w:right w:val="single" w:color="DA7101" w:sz="2"/>
+            </w:tcBorders>
+            <w:shd w:fill="FFF4E5" w:val="clear"/>
+            <w:tcMar>
+              <w:top w:type="dxa" w:w="60"/>
+              <w:left w:type="dxa" w:w="160"/>
+              <w:bottom w:type="dxa" w:w="60"/>
+              <w:right w:type="dxa" w:w="120"/>
+            </w:tcMar>
+          </w:tcPr>
+          <w:p>
+            <w:r>
+              <w:rPr>
+                <w:rFonts w:ascii="Calibri" w:cs="Calibri" w:eastAsia="Calibri" w:hAnsi="Calibri"/>
+                <w:b w:val="false"/>
+                <w:bCs w:val="false"/>
+                <w:color w:val="28251D"/>
+                <w:sz w:val="20"/>
+                <w:szCs w:val="20"/>
+              </w:rPr>
+              <w:t xml:space="preserve">– EUS oder MRT/MRCP (bevorzugte Modalität) zum Ausschluss von Pankreaszysten (IPMN) und Raumforderungen</w:t>
+            </w:r>
+          </w:p>
+        </w:tc>
+      </w:tr>
+      <w:tr>
+        <w:tc>
+          <w:tcPr>
+            <w:tcW w:type="dxa" w:w="9638"/>
+            <w:tcBorders>
+              <w:top w:val="nil" w:color="FFFFFF" w:sz="0"/>
+              <w:left w:val="thick" w:color="DA7101" w:sz="14"/>
+              <w:bottom w:val="nil" w:color="FFFFFF" w:sz="0"/>
+              <w:right w:val="single" w:color="DA7101" w:sz="2"/>
+            </w:tcBorders>
+            <w:shd w:fill="FFF4E5" w:val="clear"/>
+            <w:tcMar>
+              <w:top w:type="dxa" w:w="60"/>
+              <w:left w:type="dxa" w:w="160"/>
+              <w:bottom w:type="dxa" w:w="60"/>
+              <w:right w:type="dxa" w:w="120"/>
+            </w:tcMar>
+          </w:tcPr>
+          <w:p>
+            <w:r>
+              <w:rPr>
+                <w:rFonts w:ascii="Calibri" w:cs="Calibri" w:eastAsia="Calibri" w:hAnsi="Calibri"/>
+                <w:b w:val="false"/>
+                <w:bCs w:val="false"/>
+                <w:color w:val="28251D"/>
+                <w:sz w:val="20"/>
+                <w:szCs w:val="20"/>
+              </w:rPr>
+              <w:t xml:space="preserve">– CA19-9 (cave: eingeschränkte Spezifität bei Pankreatitis)</w:t>
+            </w:r>
+          </w:p>
+        </w:tc>
+      </w:tr>
+      <w:tr>
+        <w:tc>
+          <w:tcPr>
+            <w:tcW w:type="dxa" w:w="9638"/>
+            <w:tcBorders>
+              <w:top w:val="nil" w:color="FFFFFF" w:sz="0"/>
+              <w:left w:val="thick" w:color="DA7101" w:sz="14"/>
+              <w:bottom w:val="nil" w:color="FFFFFF" w:sz="0"/>
+              <w:right w:val="single" w:color="DA7101" w:sz="2"/>
+            </w:tcBorders>
+            <w:shd w:fill="FFF4E5" w:val="clear"/>
+            <w:tcMar>
+              <w:top w:type="dxa" w:w="60"/>
+              <w:left w:type="dxa" w:w="160"/>
+              <w:bottom w:type="dxa" w:w="60"/>
+              <w:right w:type="dxa" w:w="120"/>
+            </w:tcMar>
+          </w:tcPr>
+          <w:p>
+            <w:r>
+              <w:rPr>
+                <w:rFonts w:ascii="Calibri" w:cs="Calibri" w:eastAsia="Calibri" w:hAnsi="Calibri"/>
+                <w:b w:val="false"/>
+                <w:bCs w:val="false"/>
+                <w:color w:val="28251D"/>
+                <w:sz w:val="20"/>
+                <w:szCs w:val="20"/>
+              </w:rPr>
+              <w:t xml:space="preserve">– Bei unauffälligem Befund: jährliche Bildgebung für 2 Jahre, dann reevaluieren</w:t>
+            </w:r>
+          </w:p>
+        </w:tc>
+      </w:tr>
+      <w:tr>
+        <w:tc>
+          <w:tcPr>
+            <w:tcW w:type="dxa" w:w="9638"/>
+            <w:tcBorders>
+              <w:top w:val="nil" w:color="FFFFFF" w:sz="0"/>
+              <w:left w:val="thick" w:color="DA7101" w:sz="14"/>
+              <w:bottom w:val="nil" w:color="FFFFFF" w:sz="0"/>
+              <w:right w:val="single" w:color="DA7101" w:sz="2"/>
+            </w:tcBorders>
+            <w:shd w:fill="FFF4E5" w:val="clear"/>
+            <w:tcMar>
+              <w:top w:type="dxa" w:w="60"/>
+              <w:left w:type="dxa" w:w="160"/>
+              <w:bottom w:type="dxa" w:w="60"/>
+              <w:right w:type="dxa" w:w="120"/>
+            </w:tcMar>
+          </w:tcPr>
+          <w:p>
+            <w:r>
+              <w:rPr>
+                <w:rFonts w:ascii="Calibri" w:cs="Calibri" w:eastAsia="Calibri" w:hAnsi="Calibri"/>
+                <w:b w:val="false"/>
+                <w:bCs w:val="false"/>
+                <w:color w:val="28251D"/>
+                <w:sz w:val="20"/>
+                <w:szCs w:val="20"/>
+              </w:rPr>
+              <w:t xml:space="preserve">– Bei Nachweis von Pankreaszysten: Nachsorge gemäß europäischer IPMN-Leitlinie</w:t>
+            </w:r>
+          </w:p>
+        </w:tc>
+      </w:tr>
+      <w:tr>
+        <w:tc>
+          <w:tcPr>
+            <w:tcW w:type="dxa" w:w="9638"/>
+            <w:tcBorders>
+              <w:top w:val="nil" w:color="FFFFFF" w:sz="0"/>
+              <w:left w:val="thick" w:color="DA7101" w:sz="14"/>
+              <w:bottom w:val="nil" w:color="FFFFFF" w:sz="0"/>
+              <w:right w:val="single" w:color="DA7101" w:sz="2"/>
+            </w:tcBorders>
+            <w:shd w:fill="FFF4E5" w:val="clear"/>
+            <w:tcMar>
+              <w:top w:type="dxa" w:w="60"/>
+              <w:left w:type="dxa" w:w="160"/>
+              <w:bottom w:type="dxa" w:w="60"/>
+              <w:right w:type="dxa" w:w="120"/>
+            </w:tcMar>
+          </w:tcPr>
+          <w:p>
+            <w:r>
+              <w:rPr>
+                <w:rFonts w:ascii="Calibri" w:cs="Calibri" w:eastAsia="Calibri" w:hAnsi="Calibri"/>
+                <w:b w:val="false"/>
+                <w:bCs w:val="false"/>
+                <w:color w:val="28251D"/>
+                <w:sz w:val="20"/>
+                <w:szCs w:val="20"/>
+              </w:rPr>
+              <w:t xml:space="preserve">   (European Study Group on Cystic Tumors of the Pancreas)</w:t>
+            </w:r>
+          </w:p>
+        </w:tc>
+      </w:tr>
+      <w:tr>
+        <w:tc>
+          <w:tcPr>
+            <w:tcW w:type="dxa" w:w="9638"/>
+            <w:tcBorders>
+              <w:top w:val="nil" w:color="FFFFFF" w:sz="0"/>
+              <w:left w:val="thick" w:color="DA7101" w:sz="14"/>
+              <w:bottom w:val="single" w:color="DA7101" w:sz="2"/>
+              <w:right w:val="single" w:color="DA7101" w:sz="2"/>
+            </w:tcBorders>
+            <w:shd w:fill="FFF4E5" w:val="clear"/>
+            <w:tcMar>
+              <w:top w:type="dxa" w:w="60"/>
+              <w:left w:type="dxa" w:w="160"/>
+              <w:bottom w:type="dxa" w:w="60"/>
+              <w:right w:type="dxa" w:w="120"/>
+            </w:tcMar>
+          </w:tcPr>
+          <w:p>
+            <w:r>
+              <w:rPr>
+                <w:rFonts w:ascii="Calibri" w:cs="Calibri" w:eastAsia="Calibri" w:hAnsi="Calibri"/>
+                <w:b w:val="false"/>
+                <w:bCs w:val="false"/>
+                <w:color w:val="28251D"/>
+                <w:sz w:val="20"/>
+                <w:szCs w:val="20"/>
+              </w:rPr>
+              <w:t xml:space="preserve">– Malignitatsverdacht: zeitnahe Vorstellung im zertifizierten Pankreaszentrum</w:t>
+            </w:r>
+          </w:p>
+        </w:tc>
+      </w:tr>
+    </w:tbl>
+    <w:p>
+      <w:pPr>
+        <w:spacing w:after="0" w:before="160"/>
+      </w:pPr>
+    </w:p>
+    <w:p>
+      <w:pPr>
+        <w:pBdr>
+          <w:bottom w:val="single" w:color="D4D1CA" w:sz="6"/>
+        </w:pBdr>
+        <w:spacing w:after="120" w:before="120"/>
+      </w:pPr>
+    </w:p>
+    <w:p>
+      <w:pPr>
+        <w:shd w:fill="01696F" w:val="clear"/>
+        <w:spacing w:after="0" w:before="340"/>
+        <w:ind w:left="0" w:right="0"/>
+      </w:pPr>
+      <w:r>
+        <w:rPr>
+          <w:rFonts w:ascii="Calibri" w:cs="Calibri" w:eastAsia="Calibri" w:hAnsi="Calibri"/>
+          <w:b/>
+          <w:bCs/>
+          <w:color w:val="FFFFFF"/>
           <w:sz w:val="28"/>
           <w:szCs w:val="28"/>
         </w:rPr>
-        <w:t xml:space="preserve">Nachsorge-Übersicht (Kurzfassung)</w:t>
+        <w:t xml:space="preserve">Alkohol-induzierte Pankreatitis (jeder Schweregrad)</w:t>
       </w:r>
     </w:p>
     <w:p>
       <w:pPr>
-        <w:spacing w:after="80" w:before="60"/>
-        <w:jc w:val="both"/>
+        <w:spacing w:after="0" w:before="100"/>
+      </w:pPr>
+    </w:p>
+    <w:p>
+      <w:pPr>
+        <w:spacing w:after="60" w:before="160"/>
       </w:pPr>
       <w:r>
         <w:rPr>
           <w:rFonts w:ascii="Calibri" w:cs="Calibri" w:eastAsia="Calibri" w:hAnsi="Calibri"/>
+          <w:b/>
+          <w:bCs/>
+          <w:color w:val="1B474D"/>
           <w:sz w:val="22"/>
           <w:szCs w:val="22"/>
         </w:rPr>
-        <w:t xml:space="preserve">Milde AP, klare Ätiologie, beschwerdefrei: keine routinemäßige Nachsorge erforderlich. Nicht-milde AP / Nekrose: Nachsorge nach 4–6 Wochen, dann jährlich ≥ 5 Jahre; exokrine und endokrine Funktion prüfen. Kryptogene AP &gt; 40 J.: 4–6 Wochen, dann jährlich 2 Jahre; MRT/MRCP oder EUS obligat; CA 19-9; IPMN-Screening. Alkohol-induziert: 4–6 Wochen, bei Rezidiv sofort; Suchtberatung, Alkoholkarenz. Hereditäre Pankreatitis (PRSS1): jährlich ab 40 Jahren; MRT/MRCP oder EUS; spezialisiertes Zentrum empfohlen.</w:t>
+        <w:t xml:space="preserve">Arztbrief:</w:t>
       </w:r>
     </w:p>
-    <w:p>
-      <w:pPr>
-        <w:spacing w:after="80" w:before="60"/>
+    <w:tbl>
+      <w:tblPr>
+        <w:tblW w:type="dxa" w:w="9638"/>
+        <w:tblBorders>
+          <w:top w:val="single" w:color="auto" w:sz="4"/>
+          <w:left w:val="single" w:color="auto" w:sz="4"/>
+          <w:bottom w:val="single" w:color="auto" w:sz="4"/>
+          <w:right w:val="single" w:color="auto" w:sz="4"/>
+          <w:insideH w:val="single" w:color="auto" w:sz="4"/>
+          <w:insideV w:val="single" w:color="auto" w:sz="4"/>
+        </w:tblBorders>
+      </w:tblPr>
+      <w:tblGrid>
+        <w:gridCol w:w="9638"/>
+      </w:tblGrid>
+      <w:tr>
+        <w:tc>
+          <w:tcPr>
+            <w:tcW w:type="dxa" w:w="9638"/>
+            <w:tcBorders>
+              <w:top w:val="single" w:color="DA7101" w:sz="2"/>
+              <w:left w:val="thick" w:color="DA7101" w:sz="14"/>
+              <w:bottom w:val="nil" w:color="FFFFFF" w:sz="0"/>
+              <w:right w:val="single" w:color="DA7101" w:sz="2"/>
+            </w:tcBorders>
+            <w:shd w:fill="FFF4E5" w:val="clear"/>
+            <w:tcMar>
+              <w:top w:type="dxa" w:w="60"/>
+              <w:left w:type="dxa" w:w="160"/>
+              <w:bottom w:type="dxa" w:w="60"/>
+              <w:right w:type="dxa" w:w="120"/>
+            </w:tcMar>
+          </w:tcPr>
+          <w:p>
+            <w:r>
+              <w:rPr>
+                <w:rFonts w:ascii="Calibri" w:cs="Calibri" w:eastAsia="Calibri" w:hAnsi="Calibri"/>
+                <w:b w:val="false"/>
+                <w:bCs w:val="false"/>
+                <w:color w:val="28251D"/>
+                <w:sz w:val="20"/>
+                <w:szCs w:val="20"/>
+              </w:rPr>
+              <w:t xml:space="preserve">Alkohol-induzierte Pankreatitis, Schweregrad: __.</w:t>
+            </w:r>
+          </w:p>
+        </w:tc>
+      </w:tr>
+      <w:tr>
+        <w:tc>
+          <w:tcPr>
+            <w:tcW w:type="dxa" w:w="9638"/>
+            <w:tcBorders>
+              <w:top w:val="nil" w:color="FFFFFF" w:sz="0"/>
+              <w:left w:val="thick" w:color="DA7101" w:sz="14"/>
+              <w:bottom w:val="nil" w:color="FFFFFF" w:sz="0"/>
+              <w:right w:val="single" w:color="DA7101" w:sz="2"/>
+            </w:tcBorders>
+            <w:shd w:fill="FFF4E5" w:val="clear"/>
+            <w:tcMar>
+              <w:top w:type="dxa" w:w="60"/>
+              <w:left w:type="dxa" w:w="160"/>
+              <w:bottom w:type="dxa" w:w="60"/>
+              <w:right w:type="dxa" w:w="120"/>
+            </w:tcMar>
+          </w:tcPr>
+          <w:p>
+            <w:r>
+              <w:rPr>
+                <w:rFonts w:ascii="Calibri" w:cs="Calibri" w:eastAsia="Calibri" w:hAnsi="Calibri"/>
+                <w:b w:val="false"/>
+                <w:bCs w:val="false"/>
+                <w:color w:val="28251D"/>
+                <w:sz w:val="20"/>
+                <w:szCs w:val="20"/>
+              </w:rPr>
+              <w:t xml:space="preserve">Eine randomisierte Studie (120 Patienten) zeigt, dass strukturierte Nachsorge mit Alkoholberatung</w:t>
+            </w:r>
+          </w:p>
+        </w:tc>
+      </w:tr>
+      <w:tr>
+        <w:tc>
+          <w:tcPr>
+            <w:tcW w:type="dxa" w:w="9638"/>
+            <w:tcBorders>
+              <w:top w:val="nil" w:color="FFFFFF" w:sz="0"/>
+              <w:left w:val="thick" w:color="DA7101" w:sz="14"/>
+              <w:bottom w:val="nil" w:color="FFFFFF" w:sz="0"/>
+              <w:right w:val="single" w:color="DA7101" w:sz="2"/>
+            </w:tcBorders>
+            <w:shd w:fill="FFF4E5" w:val="clear"/>
+            <w:tcMar>
+              <w:top w:type="dxa" w:w="60"/>
+              <w:left w:type="dxa" w:w="160"/>
+              <w:bottom w:type="dxa" w:w="60"/>
+              <w:right w:type="dxa" w:w="120"/>
+            </w:tcMar>
+          </w:tcPr>
+          <w:p>
+            <w:r>
+              <w:rPr>
+                <w:rFonts w:ascii="Calibri" w:cs="Calibri" w:eastAsia="Calibri" w:hAnsi="Calibri"/>
+                <w:b w:val="false"/>
+                <w:bCs w:val="false"/>
+                <w:color w:val="28251D"/>
+                <w:sz w:val="20"/>
+                <w:szCs w:val="20"/>
+              </w:rPr>
+              <w:t xml:space="preserve">das Rezidivrisiko innerhalb von 24 Monaten von 21 % auf 8 % senkt (p=0,04; DGVS S3-Leitlinie 2024,</w:t>
+            </w:r>
+          </w:p>
+        </w:tc>
+      </w:tr>
+      <w:tr>
+        <w:tc>
+          <w:tcPr>
+            <w:tcW w:type="dxa" w:w="9638"/>
+            <w:tcBorders>
+              <w:top w:val="nil" w:color="FFFFFF" w:sz="0"/>
+              <w:left w:val="thick" w:color="DA7101" w:sz="14"/>
+              <w:bottom w:val="nil" w:color="FFFFFF" w:sz="0"/>
+              <w:right w:val="single" w:color="DA7101" w:sz="2"/>
+            </w:tcBorders>
+            <w:shd w:fill="FFF4E5" w:val="clear"/>
+            <w:tcMar>
+              <w:top w:type="dxa" w:w="60"/>
+              <w:left w:type="dxa" w:w="160"/>
+              <w:bottom w:type="dxa" w:w="60"/>
+              <w:right w:type="dxa" w:w="120"/>
+            </w:tcMar>
+          </w:tcPr>
+          <w:p>
+            <w:r>
+              <w:rPr>
+                <w:rFonts w:ascii="Calibri" w:cs="Calibri" w:eastAsia="Calibri" w:hAnsi="Calibri"/>
+                <w:b w:val="false"/>
+                <w:bCs w:val="false"/>
+                <w:color w:val="28251D"/>
+                <w:sz w:val="20"/>
+                <w:szCs w:val="20"/>
+              </w:rPr>
+              <w:t xml:space="preserve">Empfehlung 10.1).</w:t>
+            </w:r>
+          </w:p>
+        </w:tc>
+      </w:tr>
+      <w:tr>
+        <w:tc>
+          <w:tcPr>
+            <w:tcW w:type="dxa" w:w="9638"/>
+            <w:tcBorders>
+              <w:top w:val="nil" w:color="FFFFFF" w:sz="0"/>
+              <w:left w:val="thick" w:color="DA7101" w:sz="14"/>
+              <w:bottom w:val="nil" w:color="FFFFFF" w:sz="0"/>
+              <w:right w:val="single" w:color="DA7101" w:sz="2"/>
+            </w:tcBorders>
+            <w:shd w:fill="FFF4E5" w:val="clear"/>
+            <w:tcMar>
+              <w:top w:type="dxa" w:w="60"/>
+              <w:left w:type="dxa" w:w="160"/>
+              <w:bottom w:type="dxa" w:w="60"/>
+              <w:right w:type="dxa" w:w="120"/>
+            </w:tcMar>
+          </w:tcPr>
+          <w:p>
+            <w:r>
+              <w:rPr>
+                <w:rFonts w:ascii="Calibri" w:cs="Calibri" w:eastAsia="Calibri" w:hAnsi="Calibri"/>
+                <w:b w:val="false"/>
+                <w:bCs w:val="false"/>
+                <w:color w:val="28251D"/>
+                <w:sz w:val="20"/>
+                <w:szCs w:val="20"/>
+              </w:rPr>
+              <w:t xml:space="preserve"/>
+            </w:r>
+          </w:p>
+        </w:tc>
+      </w:tr>
+      <w:tr>
+        <w:tc>
+          <w:tcPr>
+            <w:tcW w:type="dxa" w:w="9638"/>
+            <w:tcBorders>
+              <w:top w:val="nil" w:color="FFFFFF" w:sz="0"/>
+              <w:left w:val="thick" w:color="DA7101" w:sz="14"/>
+              <w:bottom w:val="nil" w:color="FFFFFF" w:sz="0"/>
+              <w:right w:val="single" w:color="DA7101" w:sz="2"/>
+            </w:tcBorders>
+            <w:shd w:fill="FFF4E5" w:val="clear"/>
+            <w:tcMar>
+              <w:top w:type="dxa" w:w="60"/>
+              <w:left w:type="dxa" w:w="160"/>
+              <w:bottom w:type="dxa" w:w="60"/>
+              <w:right w:type="dxa" w:w="120"/>
+            </w:tcMar>
+          </w:tcPr>
+          <w:p>
+            <w:r>
+              <w:rPr>
+                <w:rFonts w:ascii="Calibri" w:cs="Calibri" w:eastAsia="Calibri" w:hAnsi="Calibri"/>
+                <w:b w:val="false"/>
+                <w:bCs w:val="false"/>
+                <w:color w:val="28251D"/>
+                <w:sz w:val="20"/>
+                <w:szCs w:val="20"/>
+              </w:rPr>
+              <w:t xml:space="preserve">Empfehlung:</w:t>
+            </w:r>
+          </w:p>
+        </w:tc>
+      </w:tr>
+      <w:tr>
+        <w:tc>
+          <w:tcPr>
+            <w:tcW w:type="dxa" w:w="9638"/>
+            <w:tcBorders>
+              <w:top w:val="nil" w:color="FFFFFF" w:sz="0"/>
+              <w:left w:val="thick" w:color="DA7101" w:sz="14"/>
+              <w:bottom w:val="nil" w:color="FFFFFF" w:sz="0"/>
+              <w:right w:val="single" w:color="DA7101" w:sz="2"/>
+            </w:tcBorders>
+            <w:shd w:fill="FFF4E5" w:val="clear"/>
+            <w:tcMar>
+              <w:top w:type="dxa" w:w="60"/>
+              <w:left w:type="dxa" w:w="160"/>
+              <w:bottom w:type="dxa" w:w="60"/>
+              <w:right w:type="dxa" w:w="120"/>
+            </w:tcMar>
+          </w:tcPr>
+          <w:p>
+            <w:r>
+              <w:rPr>
+                <w:rFonts w:ascii="Calibri" w:cs="Calibri" w:eastAsia="Calibri" w:hAnsi="Calibri"/>
+                <w:b w:val="false"/>
+                <w:bCs w:val="false"/>
+                <w:color w:val="28251D"/>
+                <w:sz w:val="20"/>
+                <w:szCs w:val="20"/>
+              </w:rPr>
+              <w:t xml:space="preserve">– Dringende Alkoholkarenz – vollständige Abstinenz ist der einzige gesicherte Schutz vor Rezidiv</w:t>
+            </w:r>
+          </w:p>
+        </w:tc>
+      </w:tr>
+      <w:tr>
+        <w:tc>
+          <w:tcPr>
+            <w:tcW w:type="dxa" w:w="9638"/>
+            <w:tcBorders>
+              <w:top w:val="nil" w:color="FFFFFF" w:sz="0"/>
+              <w:left w:val="thick" w:color="DA7101" w:sz="14"/>
+              <w:bottom w:val="nil" w:color="FFFFFF" w:sz="0"/>
+              <w:right w:val="single" w:color="DA7101" w:sz="2"/>
+            </w:tcBorders>
+            <w:shd w:fill="FFF4E5" w:val="clear"/>
+            <w:tcMar>
+              <w:top w:type="dxa" w:w="60"/>
+              <w:left w:type="dxa" w:w="160"/>
+              <w:bottom w:type="dxa" w:w="60"/>
+              <w:right w:type="dxa" w:w="120"/>
+            </w:tcMar>
+          </w:tcPr>
+          <w:p>
+            <w:r>
+              <w:rPr>
+                <w:rFonts w:ascii="Calibri" w:cs="Calibri" w:eastAsia="Calibri" w:hAnsi="Calibri"/>
+                <w:b w:val="false"/>
+                <w:bCs w:val="false"/>
+                <w:color w:val="28251D"/>
+                <w:sz w:val="20"/>
+                <w:szCs w:val="20"/>
+              </w:rPr>
+              <w:t xml:space="preserve">   und Progression zur chronischen Pankreatitis</w:t>
+            </w:r>
+          </w:p>
+        </w:tc>
+      </w:tr>
+      <w:tr>
+        <w:tc>
+          <w:tcPr>
+            <w:tcW w:type="dxa" w:w="9638"/>
+            <w:tcBorders>
+              <w:top w:val="nil" w:color="FFFFFF" w:sz="0"/>
+              <w:left w:val="thick" w:color="DA7101" w:sz="14"/>
+              <w:bottom w:val="nil" w:color="FFFFFF" w:sz="0"/>
+              <w:right w:val="single" w:color="DA7101" w:sz="2"/>
+            </w:tcBorders>
+            <w:shd w:fill="FFF4E5" w:val="clear"/>
+            <w:tcMar>
+              <w:top w:type="dxa" w:w="60"/>
+              <w:left w:type="dxa" w:w="160"/>
+              <w:bottom w:type="dxa" w:w="60"/>
+              <w:right w:type="dxa" w:w="120"/>
+            </w:tcMar>
+          </w:tcPr>
+          <w:p>
+            <w:r>
+              <w:rPr>
+                <w:rFonts w:ascii="Calibri" w:cs="Calibri" w:eastAsia="Calibri" w:hAnsi="Calibri"/>
+                <w:b w:val="false"/>
+                <w:bCs w:val="false"/>
+                <w:color w:val="28251D"/>
+                <w:sz w:val="20"/>
+                <w:szCs w:val="20"/>
+              </w:rPr>
+              <w:t xml:space="preserve">– Überweisung zu Suchtmedizin / strukturierter Alkoholberatung</w:t>
+            </w:r>
+          </w:p>
+        </w:tc>
+      </w:tr>
+      <w:tr>
+        <w:tc>
+          <w:tcPr>
+            <w:tcW w:type="dxa" w:w="9638"/>
+            <w:tcBorders>
+              <w:top w:val="nil" w:color="FFFFFF" w:sz="0"/>
+              <w:left w:val="thick" w:color="DA7101" w:sz="14"/>
+              <w:bottom w:val="nil" w:color="FFFFFF" w:sz="0"/>
+              <w:right w:val="single" w:color="DA7101" w:sz="2"/>
+            </w:tcBorders>
+            <w:shd w:fill="FFF4E5" w:val="clear"/>
+            <w:tcMar>
+              <w:top w:type="dxa" w:w="60"/>
+              <w:left w:type="dxa" w:w="160"/>
+              <w:bottom w:type="dxa" w:w="60"/>
+              <w:right w:type="dxa" w:w="120"/>
+            </w:tcMar>
+          </w:tcPr>
+          <w:p>
+            <w:r>
+              <w:rPr>
+                <w:rFonts w:ascii="Calibri" w:cs="Calibri" w:eastAsia="Calibri" w:hAnsi="Calibri"/>
+                <w:b w:val="false"/>
+                <w:bCs w:val="false"/>
+                <w:color w:val="28251D"/>
+                <w:sz w:val="20"/>
+                <w:szCs w:val="20"/>
+              </w:rPr>
+              <w:t xml:space="preserve">– Nachsorge in gastroenterologischer Ambulanz nach 4–6 Wochen</w:t>
+            </w:r>
+          </w:p>
+        </w:tc>
+      </w:tr>
+      <w:tr>
+        <w:tc>
+          <w:tcPr>
+            <w:tcW w:type="dxa" w:w="9638"/>
+            <w:tcBorders>
+              <w:top w:val="nil" w:color="FFFFFF" w:sz="0"/>
+              <w:left w:val="thick" w:color="DA7101" w:sz="14"/>
+              <w:bottom w:val="single" w:color="DA7101" w:sz="2"/>
+              <w:right w:val="single" w:color="DA7101" w:sz="2"/>
+            </w:tcBorders>
+            <w:shd w:fill="FFF4E5" w:val="clear"/>
+            <w:tcMar>
+              <w:top w:type="dxa" w:w="60"/>
+              <w:left w:type="dxa" w:w="160"/>
+              <w:bottom w:type="dxa" w:w="60"/>
+              <w:right w:type="dxa" w:w="120"/>
+            </w:tcMar>
+          </w:tcPr>
+          <w:p>
+            <w:r>
+              <w:rPr>
+                <w:rFonts w:ascii="Calibri" w:cs="Calibri" w:eastAsia="Calibri" w:hAnsi="Calibri"/>
+                <w:b w:val="false"/>
+                <w:bCs w:val="false"/>
+                <w:color w:val="28251D"/>
+                <w:sz w:val="20"/>
+                <w:szCs w:val="20"/>
+              </w:rPr>
+              <w:t xml:space="preserve">– Bei Rezidiv: erneute vollständige Abklärung inkl. Bildgebung</w:t>
+            </w:r>
+          </w:p>
+        </w:tc>
+      </w:tr>
+    </w:tbl>
+    <w:p>
+      <w:pPr>
+        <w:spacing w:after="0" w:before="160"/>
+      </w:pPr>
+    </w:p>
+    <w:p>
+      <w:pPr>
+        <w:pBdr>
+          <w:bottom w:val="single" w:color="D4D1CA" w:sz="6"/>
+        </w:pBdr>
+        <w:spacing w:after="120" w:before="120"/>
+      </w:pPr>
+    </w:p>
+    <w:p>
+      <w:pPr>
+        <w:shd w:fill="01696F" w:val="clear"/>
+        <w:spacing w:after="0" w:before="340"/>
+        <w:ind w:left="0" w:right="0"/>
+      </w:pPr>
+      <w:r>
+        <w:rPr>
+          <w:rFonts w:ascii="Calibri" w:cs="Calibri" w:eastAsia="Calibri" w:hAnsi="Calibri"/>
+          <w:b/>
+          <w:bCs/>
+          <w:color w:val="FFFFFF"/>
+          <w:sz w:val="28"/>
+          <w:szCs w:val="28"/>
+        </w:rPr>
+        <w:t xml:space="preserve">Nachsorge-Übersicht nach Schweregrad</w:t>
+      </w:r>
+    </w:p>
+    <w:p>
+      <w:pPr>
+        <w:spacing w:after="0" w:before="100"/>
+      </w:pPr>
+    </w:p>
+    <w:tbl>
+      <w:tblPr>
+        <w:tblW w:type="dxa" w:w="9638"/>
+        <w:tblBorders>
+          <w:top w:val="single" w:color="auto" w:sz="4"/>
+          <w:left w:val="single" w:color="auto" w:sz="4"/>
+          <w:bottom w:val="single" w:color="auto" w:sz="4"/>
+          <w:right w:val="single" w:color="auto" w:sz="4"/>
+          <w:insideH w:val="single" w:color="auto" w:sz="4"/>
+          <w:insideV w:val="single" w:color="auto" w:sz="4"/>
+        </w:tblBorders>
+      </w:tblPr>
+      <w:tblGrid>
+        <w:gridCol w:w="2200"/>
+        <w:gridCol w:w="2000"/>
+        <w:gridCol w:w="2400"/>
+        <w:gridCol w:w="3038"/>
+      </w:tblGrid>
+      <w:tr>
+        <w:tc>
+          <w:tcPr>
+            <w:tcW w:type="dxa" w:w="2200"/>
+            <w:tcBorders>
+              <w:top w:val="single" w:color="1B474D" w:sz="2"/>
+              <w:left w:val="single" w:color="1B474D" w:sz="2"/>
+              <w:bottom w:val="single" w:color="1B474D" w:sz="2"/>
+              <w:right w:val="single" w:color="1B474D" w:sz="2"/>
+            </w:tcBorders>
+            <w:shd w:fill="01696F" w:val="clear"/>
+            <w:tcMar>
+              <w:top w:type="dxa" w:w="80"/>
+              <w:left w:type="dxa" w:w="100"/>
+              <w:bottom w:type="dxa" w:w="80"/>
+              <w:right w:type="dxa" w:w="100"/>
+            </w:tcMar>
+          </w:tcPr>
+          <w:p>
+            <w:r>
+              <w:rPr>
+                <w:rFonts w:ascii="Calibri" w:cs="Calibri" w:eastAsia="Calibri" w:hAnsi="Calibri"/>
+                <w:b/>
+                <w:bCs/>
+                <w:color w:val="FFFFFF"/>
+                <w:sz w:val="20"/>
+                <w:szCs w:val="20"/>
+              </w:rPr>
+              <w:t xml:space="preserve">Konstellation</w:t>
+            </w:r>
+          </w:p>
+        </w:tc>
+        <w:tc>
+          <w:tcPr>
+            <w:tcW w:type="dxa" w:w="2000"/>
+            <w:tcBorders>
+              <w:top w:val="single" w:color="1B474D" w:sz="2"/>
+              <w:left w:val="single" w:color="1B474D" w:sz="2"/>
+              <w:bottom w:val="single" w:color="1B474D" w:sz="2"/>
+              <w:right w:val="single" w:color="1B474D" w:sz="2"/>
+            </w:tcBorders>
+            <w:shd w:fill="01696F" w:val="clear"/>
+            <w:tcMar>
+              <w:top w:type="dxa" w:w="80"/>
+              <w:left w:type="dxa" w:w="100"/>
+              <w:bottom w:type="dxa" w:w="80"/>
+              <w:right w:type="dxa" w:w="100"/>
+            </w:tcMar>
+          </w:tcPr>
+          <w:p>
+            <w:r>
+              <w:rPr>
+                <w:rFonts w:ascii="Calibri" w:cs="Calibri" w:eastAsia="Calibri" w:hAnsi="Calibri"/>
+                <w:b/>
+                <w:bCs/>
+                <w:color w:val="FFFFFF"/>
+                <w:sz w:val="20"/>
+                <w:szCs w:val="20"/>
+              </w:rPr>
+              <w:t xml:space="preserve">Nachsorgeintervall</w:t>
+            </w:r>
+          </w:p>
+        </w:tc>
+        <w:tc>
+          <w:tcPr>
+            <w:tcW w:type="dxa" w:w="2400"/>
+            <w:tcBorders>
+              <w:top w:val="single" w:color="1B474D" w:sz="2"/>
+              <w:left w:val="single" w:color="1B474D" w:sz="2"/>
+              <w:bottom w:val="single" w:color="1B474D" w:sz="2"/>
+              <w:right w:val="single" w:color="1B474D" w:sz="2"/>
+            </w:tcBorders>
+            <w:shd w:fill="01696F" w:val="clear"/>
+            <w:tcMar>
+              <w:top w:type="dxa" w:w="80"/>
+              <w:left w:type="dxa" w:w="100"/>
+              <w:bottom w:type="dxa" w:w="80"/>
+              <w:right w:type="dxa" w:w="100"/>
+            </w:tcMar>
+          </w:tcPr>
+          <w:p>
+            <w:r>
+              <w:rPr>
+                <w:rFonts w:ascii="Calibri" w:cs="Calibri" w:eastAsia="Calibri" w:hAnsi="Calibri"/>
+                <w:b/>
+                <w:bCs/>
+                <w:color w:val="FFFFFF"/>
+                <w:sz w:val="20"/>
+                <w:szCs w:val="20"/>
+              </w:rPr>
+              <w:t xml:space="preserve">Bildgebung</w:t>
+            </w:r>
+          </w:p>
+        </w:tc>
+        <w:tc>
+          <w:tcPr>
+            <w:tcW w:type="dxa" w:w="3038"/>
+            <w:tcBorders>
+              <w:top w:val="single" w:color="1B474D" w:sz="2"/>
+              <w:left w:val="single" w:color="1B474D" w:sz="2"/>
+              <w:bottom w:val="single" w:color="1B474D" w:sz="2"/>
+              <w:right w:val="single" w:color="1B474D" w:sz="2"/>
+            </w:tcBorders>
+            <w:shd w:fill="01696F" w:val="clear"/>
+            <w:tcMar>
+              <w:top w:type="dxa" w:w="80"/>
+              <w:left w:type="dxa" w:w="100"/>
+              <w:bottom w:type="dxa" w:w="80"/>
+              <w:right w:type="dxa" w:w="100"/>
+            </w:tcMar>
+          </w:tcPr>
+          <w:p>
+            <w:r>
+              <w:rPr>
+                <w:rFonts w:ascii="Calibri" w:cs="Calibri" w:eastAsia="Calibri" w:hAnsi="Calibri"/>
+                <w:b/>
+                <w:bCs/>
+                <w:color w:val="FFFFFF"/>
+                <w:sz w:val="20"/>
+                <w:szCs w:val="20"/>
+              </w:rPr>
+              <w:t xml:space="preserve">Besonderheiten</w:t>
+            </w:r>
+          </w:p>
+        </w:tc>
+      </w:tr>
+      <w:tr>
+        <w:tc>
+          <w:tcPr>
+            <w:tcW w:type="dxa" w:w="2200"/>
+            <w:tcBorders>
+              <w:top w:val="single" w:color="D4D1CA" w:sz="1"/>
+              <w:left w:val="single" w:color="D4D1CA" w:sz="1"/>
+              <w:bottom w:val="single" w:color="D4D1CA" w:sz="1"/>
+              <w:right w:val="single" w:color="D4D1CA" w:sz="1"/>
+            </w:tcBorders>
+            <w:shd w:fill="EEF7F7" w:val="clear"/>
+            <w:tcMar>
+              <w:top w:type="dxa" w:w="60"/>
+              <w:left w:type="dxa" w:w="100"/>
+              <w:bottom w:type="dxa" w:w="60"/>
+              <w:right w:type="dxa" w:w="100"/>
+            </w:tcMar>
+          </w:tcPr>
+          <w:p>
+            <w:r>
+              <w:rPr>
+                <w:rFonts w:ascii="Calibri" w:cs="Calibri" w:eastAsia="Calibri" w:hAnsi="Calibri"/>
+                <w:color w:val="28251D"/>
+                <w:sz w:val="19"/>
+                <w:szCs w:val="19"/>
+              </w:rPr>
+              <w:t xml:space="preserve">Milde AP, klare Ätiologie, beschwerdefrei</w:t>
+            </w:r>
+          </w:p>
+        </w:tc>
+        <w:tc>
+          <w:tcPr>
+            <w:tcW w:type="dxa" w:w="2000"/>
+            <w:tcBorders>
+              <w:top w:val="single" w:color="D4D1CA" w:sz="1"/>
+              <w:left w:val="single" w:color="D4D1CA" w:sz="1"/>
+              <w:bottom w:val="single" w:color="D4D1CA" w:sz="1"/>
+              <w:right w:val="single" w:color="D4D1CA" w:sz="1"/>
+            </w:tcBorders>
+            <w:shd w:fill="EEF7F7" w:val="clear"/>
+            <w:tcMar>
+              <w:top w:type="dxa" w:w="60"/>
+              <w:left w:type="dxa" w:w="100"/>
+              <w:bottom w:type="dxa" w:w="60"/>
+              <w:right w:type="dxa" w:w="100"/>
+            </w:tcMar>
+          </w:tcPr>
+          <w:p>
+            <w:r>
+              <w:rPr>
+                <w:rFonts w:ascii="Calibri" w:cs="Calibri" w:eastAsia="Calibri" w:hAnsi="Calibri"/>
+                <w:color w:val="28251D"/>
+                <w:sz w:val="19"/>
+                <w:szCs w:val="19"/>
+              </w:rPr>
+              <w:t xml:space="preserve">Keine routinemäßige Nachsorge nötig</w:t>
+            </w:r>
+          </w:p>
+        </w:tc>
+        <w:tc>
+          <w:tcPr>
+            <w:tcW w:type="dxa" w:w="2400"/>
+            <w:tcBorders>
+              <w:top w:val="single" w:color="D4D1CA" w:sz="1"/>
+              <w:left w:val="single" w:color="D4D1CA" w:sz="1"/>
+              <w:bottom w:val="single" w:color="D4D1CA" w:sz="1"/>
+              <w:right w:val="single" w:color="D4D1CA" w:sz="1"/>
+            </w:tcBorders>
+            <w:shd w:fill="EEF7F7" w:val="clear"/>
+            <w:tcMar>
+              <w:top w:type="dxa" w:w="60"/>
+              <w:left w:type="dxa" w:w="100"/>
+              <w:bottom w:type="dxa" w:w="60"/>
+              <w:right w:type="dxa" w:w="100"/>
+            </w:tcMar>
+          </w:tcPr>
+          <w:p>
+            <w:r>
+              <w:rPr>
+                <w:rFonts w:ascii="Calibri" w:cs="Calibri" w:eastAsia="Calibri" w:hAnsi="Calibri"/>
+                <w:color w:val="28251D"/>
+                <w:sz w:val="19"/>
+                <w:szCs w:val="19"/>
+              </w:rPr>
+              <w:t xml:space="preserve">Nur bei klinischem Verdacht</w:t>
+            </w:r>
+          </w:p>
+        </w:tc>
+        <w:tc>
+          <w:tcPr>
+            <w:tcW w:type="dxa" w:w="3038"/>
+            <w:tcBorders>
+              <w:top w:val="single" w:color="D4D1CA" w:sz="1"/>
+              <w:left w:val="single" w:color="D4D1CA" w:sz="1"/>
+              <w:bottom w:val="single" w:color="D4D1CA" w:sz="1"/>
+              <w:right w:val="single" w:color="D4D1CA" w:sz="1"/>
+            </w:tcBorders>
+            <w:shd w:fill="EEF7F7" w:val="clear"/>
+            <w:tcMar>
+              <w:top w:type="dxa" w:w="60"/>
+              <w:left w:type="dxa" w:w="100"/>
+              <w:bottom w:type="dxa" w:w="60"/>
+              <w:right w:type="dxa" w:w="100"/>
+            </w:tcMar>
+          </w:tcPr>
+          <w:p>
+            <w:r>
+              <w:rPr>
+                <w:rFonts w:ascii="Calibri" w:cs="Calibri" w:eastAsia="Calibri" w:hAnsi="Calibri"/>
+                <w:color w:val="28251D"/>
+                <w:sz w:val="19"/>
+                <w:szCs w:val="19"/>
+              </w:rPr>
+              <w:t xml:space="preserve">–</w:t>
+            </w:r>
+          </w:p>
+        </w:tc>
+      </w:tr>
+      <w:tr>
+        <w:tc>
+          <w:tcPr>
+            <w:tcW w:type="dxa" w:w="2200"/>
+            <w:tcBorders>
+              <w:top w:val="single" w:color="D4D1CA" w:sz="1"/>
+              <w:left w:val="single" w:color="D4D1CA" w:sz="1"/>
+              <w:bottom w:val="single" w:color="D4D1CA" w:sz="1"/>
+              <w:right w:val="single" w:color="D4D1CA" w:sz="1"/>
+            </w:tcBorders>
+            <w:shd w:fill="FFFFFF" w:val="clear"/>
+            <w:tcMar>
+              <w:top w:type="dxa" w:w="60"/>
+              <w:left w:type="dxa" w:w="100"/>
+              <w:bottom w:type="dxa" w:w="60"/>
+              <w:right w:type="dxa" w:w="100"/>
+            </w:tcMar>
+          </w:tcPr>
+          <w:p>
+            <w:r>
+              <w:rPr>
+                <w:rFonts w:ascii="Calibri" w:cs="Calibri" w:eastAsia="Calibri" w:hAnsi="Calibri"/>
+                <w:color w:val="28251D"/>
+                <w:sz w:val="19"/>
+                <w:szCs w:val="19"/>
+              </w:rPr>
+              <w:t xml:space="preserve">Nicht-milde AP / Nekrose</w:t>
+            </w:r>
+          </w:p>
+        </w:tc>
+        <w:tc>
+          <w:tcPr>
+            <w:tcW w:type="dxa" w:w="2000"/>
+            <w:tcBorders>
+              <w:top w:val="single" w:color="D4D1CA" w:sz="1"/>
+              <w:left w:val="single" w:color="D4D1CA" w:sz="1"/>
+              <w:bottom w:val="single" w:color="D4D1CA" w:sz="1"/>
+              <w:right w:val="single" w:color="D4D1CA" w:sz="1"/>
+            </w:tcBorders>
+            <w:shd w:fill="FFFFFF" w:val="clear"/>
+            <w:tcMar>
+              <w:top w:type="dxa" w:w="60"/>
+              <w:left w:type="dxa" w:w="100"/>
+              <w:bottom w:type="dxa" w:w="60"/>
+              <w:right w:type="dxa" w:w="100"/>
+            </w:tcMar>
+          </w:tcPr>
+          <w:p>
+            <w:r>
+              <w:rPr>
+                <w:rFonts w:ascii="Calibri" w:cs="Calibri" w:eastAsia="Calibri" w:hAnsi="Calibri"/>
+                <w:color w:val="28251D"/>
+                <w:sz w:val="19"/>
+                <w:szCs w:val="19"/>
+              </w:rPr>
+              <w:t xml:space="preserve">4–6 Wochen, dann jährlich ≥5 Jahre</w:t>
+            </w:r>
+          </w:p>
+        </w:tc>
+        <w:tc>
+          <w:tcPr>
+            <w:tcW w:type="dxa" w:w="2400"/>
+            <w:tcBorders>
+              <w:top w:val="single" w:color="D4D1CA" w:sz="1"/>
+              <w:left w:val="single" w:color="D4D1CA" w:sz="1"/>
+              <w:bottom w:val="single" w:color="D4D1CA" w:sz="1"/>
+              <w:right w:val="single" w:color="D4D1CA" w:sz="1"/>
+            </w:tcBorders>
+            <w:shd w:fill="FFFFFF" w:val="clear"/>
+            <w:tcMar>
+              <w:top w:type="dxa" w:w="60"/>
+              <w:left w:type="dxa" w:w="100"/>
+              <w:bottom w:type="dxa" w:w="60"/>
+              <w:right w:type="dxa" w:w="100"/>
+            </w:tcMar>
+          </w:tcPr>
+          <w:p>
+            <w:r>
+              <w:rPr>
+                <w:rFonts w:ascii="Calibri" w:cs="Calibri" w:eastAsia="Calibri" w:hAnsi="Calibri"/>
+                <w:color w:val="28251D"/>
+                <w:sz w:val="19"/>
+                <w:szCs w:val="19"/>
+              </w:rPr>
+              <w:t xml:space="preserve">CT/MRT bei Komplikationen; FU-Bildgebung jährlich</w:t>
+            </w:r>
+          </w:p>
+        </w:tc>
+        <w:tc>
+          <w:tcPr>
+            <w:tcW w:type="dxa" w:w="3038"/>
+            <w:tcBorders>
+              <w:top w:val="single" w:color="D4D1CA" w:sz="1"/>
+              <w:left w:val="single" w:color="D4D1CA" w:sz="1"/>
+              <w:bottom w:val="single" w:color="D4D1CA" w:sz="1"/>
+              <w:right w:val="single" w:color="D4D1CA" w:sz="1"/>
+            </w:tcBorders>
+            <w:shd w:fill="FFFFFF" w:val="clear"/>
+            <w:tcMar>
+              <w:top w:type="dxa" w:w="60"/>
+              <w:left w:type="dxa" w:w="100"/>
+              <w:bottom w:type="dxa" w:w="60"/>
+              <w:right w:type="dxa" w:w="100"/>
+            </w:tcMar>
+          </w:tcPr>
+          <w:p>
+            <w:r>
+              <w:rPr>
+                <w:rFonts w:ascii="Calibri" w:cs="Calibri" w:eastAsia="Calibri" w:hAnsi="Calibri"/>
+                <w:color w:val="28251D"/>
+                <w:sz w:val="19"/>
+                <w:szCs w:val="19"/>
+              </w:rPr>
+              <w:t xml:space="preserve">Exokrine + endokrine Funktion prüfen</w:t>
+            </w:r>
+          </w:p>
+        </w:tc>
+      </w:tr>
+      <w:tr>
+        <w:tc>
+          <w:tcPr>
+            <w:tcW w:type="dxa" w:w="2200"/>
+            <w:tcBorders>
+              <w:top w:val="single" w:color="D4D1CA" w:sz="1"/>
+              <w:left w:val="single" w:color="D4D1CA" w:sz="1"/>
+              <w:bottom w:val="single" w:color="D4D1CA" w:sz="1"/>
+              <w:right w:val="single" w:color="D4D1CA" w:sz="1"/>
+            </w:tcBorders>
+            <w:shd w:fill="EEF7F7" w:val="clear"/>
+            <w:tcMar>
+              <w:top w:type="dxa" w:w="60"/>
+              <w:left w:type="dxa" w:w="100"/>
+              <w:bottom w:type="dxa" w:w="60"/>
+              <w:right w:type="dxa" w:w="100"/>
+            </w:tcMar>
+          </w:tcPr>
+          <w:p>
+            <w:r>
+              <w:rPr>
+                <w:rFonts w:ascii="Calibri" w:cs="Calibri" w:eastAsia="Calibri" w:hAnsi="Calibri"/>
+                <w:color w:val="28251D"/>
+                <w:sz w:val="19"/>
+                <w:szCs w:val="19"/>
+              </w:rPr>
+              <w:t xml:space="preserve">Kryptogene AP &gt;40J</w:t>
+            </w:r>
+          </w:p>
+        </w:tc>
+        <w:tc>
+          <w:tcPr>
+            <w:tcW w:type="dxa" w:w="2000"/>
+            <w:tcBorders>
+              <w:top w:val="single" w:color="D4D1CA" w:sz="1"/>
+              <w:left w:val="single" w:color="D4D1CA" w:sz="1"/>
+              <w:bottom w:val="single" w:color="D4D1CA" w:sz="1"/>
+              <w:right w:val="single" w:color="D4D1CA" w:sz="1"/>
+            </w:tcBorders>
+            <w:shd w:fill="EEF7F7" w:val="clear"/>
+            <w:tcMar>
+              <w:top w:type="dxa" w:w="60"/>
+              <w:left w:type="dxa" w:w="100"/>
+              <w:bottom w:type="dxa" w:w="60"/>
+              <w:right w:type="dxa" w:w="100"/>
+            </w:tcMar>
+          </w:tcPr>
+          <w:p>
+            <w:r>
+              <w:rPr>
+                <w:rFonts w:ascii="Calibri" w:cs="Calibri" w:eastAsia="Calibri" w:hAnsi="Calibri"/>
+                <w:color w:val="28251D"/>
+                <w:sz w:val="19"/>
+                <w:szCs w:val="19"/>
+              </w:rPr>
+              <w:t xml:space="preserve">4–6 Wochen, dann jährlich 2 Jahre</w:t>
+            </w:r>
+          </w:p>
+        </w:tc>
+        <w:tc>
+          <w:tcPr>
+            <w:tcW w:type="dxa" w:w="2400"/>
+            <w:tcBorders>
+              <w:top w:val="single" w:color="D4D1CA" w:sz="1"/>
+              <w:left w:val="single" w:color="D4D1CA" w:sz="1"/>
+              <w:bottom w:val="single" w:color="D4D1CA" w:sz="1"/>
+              <w:right w:val="single" w:color="D4D1CA" w:sz="1"/>
+            </w:tcBorders>
+            <w:shd w:fill="EEF7F7" w:val="clear"/>
+            <w:tcMar>
+              <w:top w:type="dxa" w:w="60"/>
+              <w:left w:type="dxa" w:w="100"/>
+              <w:bottom w:type="dxa" w:w="60"/>
+              <w:right w:type="dxa" w:w="100"/>
+            </w:tcMar>
+          </w:tcPr>
+          <w:p>
+            <w:r>
+              <w:rPr>
+                <w:rFonts w:ascii="Calibri" w:cs="Calibri" w:eastAsia="Calibri" w:hAnsi="Calibri"/>
+                <w:color w:val="28251D"/>
+                <w:sz w:val="19"/>
+                <w:szCs w:val="19"/>
+              </w:rPr>
+              <w:t xml:space="preserve">MRT/MRCP oder EUS obligat</w:t>
+            </w:r>
+          </w:p>
+        </w:tc>
+        <w:tc>
+          <w:tcPr>
+            <w:tcW w:type="dxa" w:w="3038"/>
+            <w:tcBorders>
+              <w:top w:val="single" w:color="D4D1CA" w:sz="1"/>
+              <w:left w:val="single" w:color="D4D1CA" w:sz="1"/>
+              <w:bottom w:val="single" w:color="D4D1CA" w:sz="1"/>
+              <w:right w:val="single" w:color="D4D1CA" w:sz="1"/>
+            </w:tcBorders>
+            <w:shd w:fill="EEF7F7" w:val="clear"/>
+            <w:tcMar>
+              <w:top w:type="dxa" w:w="60"/>
+              <w:left w:type="dxa" w:w="100"/>
+              <w:bottom w:type="dxa" w:w="60"/>
+              <w:right w:type="dxa" w:w="100"/>
+            </w:tcMar>
+          </w:tcPr>
+          <w:p>
+            <w:r>
+              <w:rPr>
+                <w:rFonts w:ascii="Calibri" w:cs="Calibri" w:eastAsia="Calibri" w:hAnsi="Calibri"/>
+                <w:color w:val="28251D"/>
+                <w:sz w:val="19"/>
+                <w:szCs w:val="19"/>
+              </w:rPr>
+              <w:t xml:space="preserve">CA19-9; IPMN-Screening</w:t>
+            </w:r>
+          </w:p>
+        </w:tc>
+      </w:tr>
+      <w:tr>
+        <w:tc>
+          <w:tcPr>
+            <w:tcW w:type="dxa" w:w="2200"/>
+            <w:tcBorders>
+              <w:top w:val="single" w:color="D4D1CA" w:sz="1"/>
+              <w:left w:val="single" w:color="D4D1CA" w:sz="1"/>
+              <w:bottom w:val="single" w:color="D4D1CA" w:sz="1"/>
+              <w:right w:val="single" w:color="D4D1CA" w:sz="1"/>
+            </w:tcBorders>
+            <w:shd w:fill="FFFFFF" w:val="clear"/>
+            <w:tcMar>
+              <w:top w:type="dxa" w:w="60"/>
+              <w:left w:type="dxa" w:w="100"/>
+              <w:bottom w:type="dxa" w:w="60"/>
+              <w:right w:type="dxa" w:w="100"/>
+            </w:tcMar>
+          </w:tcPr>
+          <w:p>
+            <w:r>
+              <w:rPr>
+                <w:rFonts w:ascii="Calibri" w:cs="Calibri" w:eastAsia="Calibri" w:hAnsi="Calibri"/>
+                <w:color w:val="28251D"/>
+                <w:sz w:val="19"/>
+                <w:szCs w:val="19"/>
+              </w:rPr>
+              <w:t xml:space="preserve">Alkohol-induzierte AP</w:t>
+            </w:r>
+          </w:p>
+        </w:tc>
+        <w:tc>
+          <w:tcPr>
+            <w:tcW w:type="dxa" w:w="2000"/>
+            <w:tcBorders>
+              <w:top w:val="single" w:color="D4D1CA" w:sz="1"/>
+              <w:left w:val="single" w:color="D4D1CA" w:sz="1"/>
+              <w:bottom w:val="single" w:color="D4D1CA" w:sz="1"/>
+              <w:right w:val="single" w:color="D4D1CA" w:sz="1"/>
+            </w:tcBorders>
+            <w:shd w:fill="FFFFFF" w:val="clear"/>
+            <w:tcMar>
+              <w:top w:type="dxa" w:w="60"/>
+              <w:left w:type="dxa" w:w="100"/>
+              <w:bottom w:type="dxa" w:w="60"/>
+              <w:right w:type="dxa" w:w="100"/>
+            </w:tcMar>
+          </w:tcPr>
+          <w:p>
+            <w:r>
+              <w:rPr>
+                <w:rFonts w:ascii="Calibri" w:cs="Calibri" w:eastAsia="Calibri" w:hAnsi="Calibri"/>
+                <w:color w:val="28251D"/>
+                <w:sz w:val="19"/>
+                <w:szCs w:val="19"/>
+              </w:rPr>
+              <w:t xml:space="preserve">4–6 Wochen, bei Rezidiv sofort</w:t>
+            </w:r>
+          </w:p>
+        </w:tc>
+        <w:tc>
+          <w:tcPr>
+            <w:tcW w:type="dxa" w:w="2400"/>
+            <w:tcBorders>
+              <w:top w:val="single" w:color="D4D1CA" w:sz="1"/>
+              <w:left w:val="single" w:color="D4D1CA" w:sz="1"/>
+              <w:bottom w:val="single" w:color="D4D1CA" w:sz="1"/>
+              <w:right w:val="single" w:color="D4D1CA" w:sz="1"/>
+            </w:tcBorders>
+            <w:shd w:fill="FFFFFF" w:val="clear"/>
+            <w:tcMar>
+              <w:top w:type="dxa" w:w="60"/>
+              <w:left w:type="dxa" w:w="100"/>
+              <w:bottom w:type="dxa" w:w="60"/>
+              <w:right w:type="dxa" w:w="100"/>
+            </w:tcMar>
+          </w:tcPr>
+          <w:p>
+            <w:r>
+              <w:rPr>
+                <w:rFonts w:ascii="Calibri" w:cs="Calibri" w:eastAsia="Calibri" w:hAnsi="Calibri"/>
+                <w:color w:val="28251D"/>
+                <w:sz w:val="19"/>
+                <w:szCs w:val="19"/>
+              </w:rPr>
+              <w:t xml:space="preserve">Bildgebung bei Komplikationen</w:t>
+            </w:r>
+          </w:p>
+        </w:tc>
+        <w:tc>
+          <w:tcPr>
+            <w:tcW w:type="dxa" w:w="3038"/>
+            <w:tcBorders>
+              <w:top w:val="single" w:color="D4D1CA" w:sz="1"/>
+              <w:left w:val="single" w:color="D4D1CA" w:sz="1"/>
+              <w:bottom w:val="single" w:color="D4D1CA" w:sz="1"/>
+              <w:right w:val="single" w:color="D4D1CA" w:sz="1"/>
+            </w:tcBorders>
+            <w:shd w:fill="FFFFFF" w:val="clear"/>
+            <w:tcMar>
+              <w:top w:type="dxa" w:w="60"/>
+              <w:left w:type="dxa" w:w="100"/>
+              <w:bottom w:type="dxa" w:w="60"/>
+              <w:right w:type="dxa" w:w="100"/>
+            </w:tcMar>
+          </w:tcPr>
+          <w:p>
+            <w:r>
+              <w:rPr>
+                <w:rFonts w:ascii="Calibri" w:cs="Calibri" w:eastAsia="Calibri" w:hAnsi="Calibri"/>
+                <w:color w:val="28251D"/>
+                <w:sz w:val="19"/>
+                <w:szCs w:val="19"/>
+              </w:rPr>
+              <w:t xml:space="preserve">Suchtberatung, Alkoholkarenz</w:t>
+            </w:r>
+          </w:p>
+        </w:tc>
+      </w:tr>
+      <w:tr>
+        <w:tc>
+          <w:tcPr>
+            <w:tcW w:type="dxa" w:w="2200"/>
+            <w:tcBorders>
+              <w:top w:val="single" w:color="D4D1CA" w:sz="1"/>
+              <w:left w:val="single" w:color="D4D1CA" w:sz="1"/>
+              <w:bottom w:val="single" w:color="D4D1CA" w:sz="1"/>
+              <w:right w:val="single" w:color="D4D1CA" w:sz="1"/>
+            </w:tcBorders>
+            <w:shd w:fill="EEF7F7" w:val="clear"/>
+            <w:tcMar>
+              <w:top w:type="dxa" w:w="60"/>
+              <w:left w:type="dxa" w:w="100"/>
+              <w:bottom w:type="dxa" w:w="60"/>
+              <w:right w:type="dxa" w:w="100"/>
+            </w:tcMar>
+          </w:tcPr>
+          <w:p>
+            <w:r>
+              <w:rPr>
+                <w:rFonts w:ascii="Calibri" w:cs="Calibri" w:eastAsia="Calibri" w:hAnsi="Calibri"/>
+                <w:color w:val="28251D"/>
+                <w:sz w:val="19"/>
+                <w:szCs w:val="19"/>
+              </w:rPr>
+              <w:t xml:space="preserve">Heredit. Pankreatitis (PRSS1)</w:t>
+            </w:r>
+          </w:p>
+        </w:tc>
+        <w:tc>
+          <w:tcPr>
+            <w:tcW w:type="dxa" w:w="2000"/>
+            <w:tcBorders>
+              <w:top w:val="single" w:color="D4D1CA" w:sz="1"/>
+              <w:left w:val="single" w:color="D4D1CA" w:sz="1"/>
+              <w:bottom w:val="single" w:color="D4D1CA" w:sz="1"/>
+              <w:right w:val="single" w:color="D4D1CA" w:sz="1"/>
+            </w:tcBorders>
+            <w:shd w:fill="EEF7F7" w:val="clear"/>
+            <w:tcMar>
+              <w:top w:type="dxa" w:w="60"/>
+              <w:left w:type="dxa" w:w="100"/>
+              <w:bottom w:type="dxa" w:w="60"/>
+              <w:right w:type="dxa" w:w="100"/>
+            </w:tcMar>
+          </w:tcPr>
+          <w:p>
+            <w:r>
+              <w:rPr>
+                <w:rFonts w:ascii="Calibri" w:cs="Calibri" w:eastAsia="Calibri" w:hAnsi="Calibri"/>
+                <w:color w:val="28251D"/>
+                <w:sz w:val="19"/>
+                <w:szCs w:val="19"/>
+              </w:rPr>
+              <w:t xml:space="preserve">Jährlich ab 40 Jahren</w:t>
+            </w:r>
+          </w:p>
+        </w:tc>
+        <w:tc>
+          <w:tcPr>
+            <w:tcW w:type="dxa" w:w="2400"/>
+            <w:tcBorders>
+              <w:top w:val="single" w:color="D4D1CA" w:sz="1"/>
+              <w:left w:val="single" w:color="D4D1CA" w:sz="1"/>
+              <w:bottom w:val="single" w:color="D4D1CA" w:sz="1"/>
+              <w:right w:val="single" w:color="D4D1CA" w:sz="1"/>
+            </w:tcBorders>
+            <w:shd w:fill="EEF7F7" w:val="clear"/>
+            <w:tcMar>
+              <w:top w:type="dxa" w:w="60"/>
+              <w:left w:type="dxa" w:w="100"/>
+              <w:bottom w:type="dxa" w:w="60"/>
+              <w:right w:type="dxa" w:w="100"/>
+            </w:tcMar>
+          </w:tcPr>
+          <w:p>
+            <w:r>
+              <w:rPr>
+                <w:rFonts w:ascii="Calibri" w:cs="Calibri" w:eastAsia="Calibri" w:hAnsi="Calibri"/>
+                <w:color w:val="28251D"/>
+                <w:sz w:val="19"/>
+                <w:szCs w:val="19"/>
+              </w:rPr>
+              <w:t xml:space="preserve">MRT/MRCP oder EUS</w:t>
+            </w:r>
+          </w:p>
+        </w:tc>
+        <w:tc>
+          <w:tcPr>
+            <w:tcW w:type="dxa" w:w="3038"/>
+            <w:tcBorders>
+              <w:top w:val="single" w:color="D4D1CA" w:sz="1"/>
+              <w:left w:val="single" w:color="D4D1CA" w:sz="1"/>
+              <w:bottom w:val="single" w:color="D4D1CA" w:sz="1"/>
+              <w:right w:val="single" w:color="D4D1CA" w:sz="1"/>
+            </w:tcBorders>
+            <w:shd w:fill="EEF7F7" w:val="clear"/>
+            <w:tcMar>
+              <w:top w:type="dxa" w:w="60"/>
+              <w:left w:type="dxa" w:w="100"/>
+              <w:bottom w:type="dxa" w:w="60"/>
+              <w:right w:type="dxa" w:w="100"/>
+            </w:tcMar>
+          </w:tcPr>
+          <w:p>
+            <w:r>
+              <w:rPr>
+                <w:rFonts w:ascii="Calibri" w:cs="Calibri" w:eastAsia="Calibri" w:hAnsi="Calibri"/>
+                <w:color w:val="28251D"/>
+                <w:sz w:val="19"/>
+                <w:szCs w:val="19"/>
+              </w:rPr>
+              <w:t xml:space="preserve">Spezialisiertes Zentrum; KRK-Risiko 44% kumulativ bis 70J</w:t>
+            </w:r>
+          </w:p>
+        </w:tc>
+      </w:tr>
+    </w:tbl>
+    <w:p>
+      <w:pPr>
+        <w:spacing w:after="0" w:before="80"/>
+      </w:pPr>
+    </w:p>
+    <w:p>
+      <w:pPr>
+        <w:spacing w:after="60" w:before="60"/>
       </w:pPr>
       <w:r>
         <w:rPr>
           <w:rFonts w:ascii="Calibri" w:cs="Calibri" w:eastAsia="Calibri" w:hAnsi="Calibri"/>
           <w:i/>
           <w:iCs/>
-          <w:color w:val="6B7F80"/>
-          <w:sz w:val="19"/>
-          <w:szCs w:val="19"/>
+          <w:color w:val="7A7974"/>
+          <w:sz w:val="18"/>
+          <w:szCs w:val="18"/>
         </w:rPr>
-        <w:t xml:space="preserve">AP = akute Pankreatitis · IPMN = intraduktale papillär-muzinöse Neoplasie · PDAC = duktales Pankreasadenokarzinom · Quelle: DGVS S3-Leitlinie Pankreatitis 2024 · https://www.dgvs.de/leitlinien/pankreatitis</w:t>
+        <w:t xml:space="preserve">AP = akute Pankreatitis · IPMN = intraduktale papillär-muzinöse Neoplasie · PDAC = duktales Pankreasadenokarzinom</w:t>
       </w:r>
     </w:p>
     <w:p>
       <w:pPr>
-        <w:spacing w:before="400"/>
+        <w:spacing w:after="0" w:before="200"/>
+      </w:pPr>
+    </w:p>
+    <w:p>
+      <w:pPr>
+        <w:spacing w:before="80"/>
+        <w:jc w:val="center"/>
       </w:pPr>
       <w:r>
         <w:rPr>
           <w:rFonts w:ascii="Calibri" w:cs="Calibri" w:eastAsia="Calibri" w:hAnsi="Calibri"/>
           <w:i/>
           <w:iCs/>
-          <w:color w:val="6B7F80"/>
+          <w:color w:val="7A7974"/>
           <w:sz w:val="18"/>
           <w:szCs w:val="18"/>
         </w:rPr>
-        <w:t xml:space="preserve">Dr. med. Kristin Koschny · Assistenzärztin Gastroenterologie · GFGB-Jahrestagung 2026</w:t>
+        <w:t xml:space="preserve">Quelle: DGVS S3-Leitlinie Pankreatitis 2024 · https://www.dgvs.de/leitlinien/pankreatitis</w:t>
       </w:r>
     </w:p>
     <w:sectPr>
+      <w:headerReference w:type="default" r:id="rId7"/>
+      <w:footerReference w:type="default" r:id="rId8"/>
       <w:pgSz w:w="11906" w:h="16838" w:orient="portrait"/>
-      <w:pgMar w:top="1440" w:right="1440" w:bottom="1440" w:left="1440" w:header="708" w:footer="708" w:gutter="0"/>
+      <w:pgMar w:top="1400" w:right="1134" w:bottom="1400" w:left="1134" w:header="708" w:footer="708" w:gutter="0"/>
       <w:pgNumType/>
       <w:docGrid w:linePitch="360"/>
     </w:sectPr>
@@ -276,6 +2277,28 @@
 </w:endnotes>
 </file>
 
+<file path=word/footer1.xml><?xml version="1.0" encoding="utf-8"?>
+<w:ftr xmlns:wpc="http://schemas.microsoft.com/office/word/2010/wordprocessingCanvas" xmlns:mc="http://schemas.openxmlformats.org/markup-compatibility/2006" xmlns:o="urn:schemas-microsoft-com:office:office" xmlns:r="http://schemas.openxmlformats.org/officeDocument/2006/relationships" xmlns:m="http://schemas.openxmlformats.org/officeDocument/2006/math" xmlns:v="urn:schemas-microsoft-com:vml" xmlns:wp14="http://schemas.microsoft.com/office/word/2010/wordprocessingDrawing" xmlns:wp="http://schemas.openxmlformats.org/drawingml/2006/wordprocessingDrawing" xmlns:w10="urn:schemas-microsoft-com:office:word" xmlns:w="http://schemas.openxmlformats.org/wordprocessingml/2006/main" xmlns:w14="http://schemas.microsoft.com/office/word/2010/wordml" xmlns:w15="http://schemas.microsoft.com/office/word/2012/wordml" xmlns:wpg="http://schemas.microsoft.com/office/word/2010/wordprocessingGroup" xmlns:wpi="http://schemas.microsoft.com/office/word/2010/wordprocessingInk" xmlns:wne="http://schemas.microsoft.com/office/word/2006/wordml" xmlns:wps="http://schemas.microsoft.com/office/word/2010/wordprocessingShape">
+  <w:p>
+    <w:pPr>
+      <w:pBdr>
+        <w:top w:val="single" w:color="D4D1CA" w:sz="4"/>
+      </w:pBdr>
+      <w:jc w:val="center"/>
+    </w:pPr>
+    <w:r>
+      <w:rPr>
+        <w:rFonts w:ascii="Calibri" w:cs="Calibri" w:eastAsia="Calibri" w:hAnsi="Calibri"/>
+        <w:color w:val="7A7974"/>
+        <w:sz w:val="16"/>
+        <w:szCs w:val="16"/>
+      </w:rPr>
+      <w:t xml:space="preserve">Dr. med. Kristin Koschny · Gastroenterologie · Stand: April 2026 · Quelle: DGVS S3-Leitlinie Pankreatitis 2024</w:t>
+    </w:r>
+  </w:p>
+</w:ftr>
+</file>
+
 <file path=word/footnotes.xml><?xml version="1.0" encoding="utf-8"?>
 <w:footnotes xmlns:wpc="http://schemas.microsoft.com/office/word/2010/wordprocessingCanvas" xmlns:mc="http://schemas.openxmlformats.org/markup-compatibility/2006" xmlns:o="urn:schemas-microsoft-com:office:office" xmlns:r="http://schemas.openxmlformats.org/officeDocument/2006/relationships" xmlns:m="http://schemas.openxmlformats.org/officeDocument/2006/math" xmlns:v="urn:schemas-microsoft-com:vml" xmlns:wp14="http://schemas.microsoft.com/office/word/2010/wordprocessingDrawing" xmlns:wp="http://schemas.openxmlformats.org/drawingml/2006/wordprocessingDrawing" xmlns:w10="urn:schemas-microsoft-com:office:word" xmlns:w="http://schemas.openxmlformats.org/wordprocessingml/2006/main" xmlns:w14="http://schemas.microsoft.com/office/word/2010/wordml" xmlns:w15="http://schemas.microsoft.com/office/word/2012/wordml" xmlns:wpg="http://schemas.microsoft.com/office/word/2010/wordprocessingGroup" xmlns:wpi="http://schemas.microsoft.com/office/word/2010/wordprocessingInk" xmlns:wne="http://schemas.microsoft.com/office/word/2006/wordml" xmlns:wps="http://schemas.microsoft.com/office/word/2010/wordprocessingShape" mc:Ignorable="w14 w15 wp14">
   <w:footnote w:type="separator" w:id="-1">
@@ -311,6 +2334,27 @@
     </w:p>
   </w:footnote>
 </w:footnotes>
+</file>
+
+<file path=word/header1.xml><?xml version="1.0" encoding="utf-8"?>
+<w:hdr xmlns:wpc="http://schemas.microsoft.com/office/word/2010/wordprocessingCanvas" xmlns:mc="http://schemas.openxmlformats.org/markup-compatibility/2006" xmlns:o="urn:schemas-microsoft-com:office:office" xmlns:r="http://schemas.openxmlformats.org/officeDocument/2006/relationships" xmlns:m="http://schemas.openxmlformats.org/officeDocument/2006/math" xmlns:v="urn:schemas-microsoft-com:vml" xmlns:wp14="http://schemas.microsoft.com/office/word/2010/wordprocessingDrawing" xmlns:wp="http://schemas.openxmlformats.org/drawingml/2006/wordprocessingDrawing" xmlns:w10="urn:schemas-microsoft-com:office:word" xmlns:w="http://schemas.openxmlformats.org/wordprocessingml/2006/main" xmlns:w14="http://schemas.microsoft.com/office/word/2010/wordml" xmlns:w15="http://schemas.microsoft.com/office/word/2012/wordml" xmlns:wpg="http://schemas.microsoft.com/office/word/2010/wordprocessingGroup" xmlns:wpi="http://schemas.microsoft.com/office/word/2010/wordprocessingInk" xmlns:wne="http://schemas.microsoft.com/office/word/2006/wordml" xmlns:wps="http://schemas.microsoft.com/office/word/2010/wordprocessingShape" xmlns:cx="http://schemas.microsoft.com/office/drawing/2014/chartex" xmlns:cx1="http://schemas.microsoft.com/office/drawing/2015/9/8/chartex" xmlns:cx2="http://schemas.microsoft.com/office/drawing/2015/10/21/chartex" xmlns:cx3="http://schemas.microsoft.com/office/drawing/2016/5/9/chartex" xmlns:cx4="http://schemas.microsoft.com/office/drawing/2016/5/10/chartex" xmlns:cx5="http://schemas.microsoft.com/office/drawing/2016/5/11/chartex" xmlns:cx6="http://schemas.microsoft.com/office/drawing/2016/5/12/chartex" xmlns:cx7="http://schemas.microsoft.com/office/drawing/2016/5/13/chartex" xmlns:cx8="http://schemas.microsoft.com/office/drawing/2016/5/14/chartex" xmlns:w16cid="http://schemas.microsoft.com/office/word/2016/wordml/cid" xmlns:w16se="http://schemas.microsoft.com/office/word/2015/wordml/symex">
+  <w:p>
+    <w:pPr>
+      <w:jc w:val="right"/>
+    </w:pPr>
+    <w:r>
+      <w:rPr>
+        <w:rFonts w:ascii="Calibri" w:cs="Calibri" w:eastAsia="Calibri" w:hAnsi="Calibri"/>
+        <w:i/>
+        <w:iCs/>
+        <w:color w:val="7A7974"/>
+        <w:sz w:val="16"/>
+        <w:szCs w:val="16"/>
+      </w:rPr>
+      <w:t xml:space="preserve">Pankreatitis – Nachsorge-Textbausteine · Dr. K. Koschny</w:t>
+    </w:r>
+  </w:p>
+</w:hdr>
 </file>
 
 <file path=word/numbering.xml><?xml version="1.0" encoding="utf-8"?>
@@ -411,7 +2455,13 @@
 <file path=word/styles.xml><?xml version="1.0" encoding="utf-8"?>
 <w:styles xmlns:mc="http://schemas.openxmlformats.org/markup-compatibility/2006" xmlns:r="http://schemas.openxmlformats.org/officeDocument/2006/relationships" xmlns:w="http://schemas.openxmlformats.org/wordprocessingml/2006/main" xmlns:w14="http://schemas.microsoft.com/office/word/2010/wordml" xmlns:w15="http://schemas.microsoft.com/office/word/2012/wordml" mc:Ignorable="w14 w15">
   <w:docDefaults>
-    <w:rPrDefault/>
+    <w:rPrDefault>
+      <w:rPr>
+        <w:rFonts w:ascii="Calibri" w:cs="Calibri" w:eastAsia="Calibri" w:hAnsi="Calibri"/>
+        <w:sz w:val="22"/>
+        <w:szCs w:val="22"/>
+      </w:rPr>
+    </w:rPrDefault>
     <w:pPrDefault/>
   </w:docDefaults>
   <w:style w:type="paragraph" w:styleId="Title">

--- a/Pankreatitis_Arztbrief_Textbausteine.docx
+++ b/Pankreatitis_Arztbrief_Textbausteine.docx
@@ -5,23 +5,7 @@
     <w:p>
       <w:pPr>
         <w:shd w:fill="01696F" w:val="clear"/>
-        <w:spacing w:after="0" w:before="300"/>
-        <w:jc w:val="center"/>
-      </w:pPr>
-      <w:r>
-        <w:rPr>
-          <w:rFonts w:ascii="Segoe UI Emoji" w:cs="Segoe UI Emoji" w:eastAsia="Segoe UI Emoji" w:hAnsi="Segoe UI Emoji"/>
-          <w:color w:val="FFFFFF"/>
-          <w:sz w:val="80"/>
-          <w:szCs w:val="80"/>
-        </w:rPr>
-        <w:t xml:space="preserve">🪳</w:t>
-      </w:r>
-    </w:p>
-    <w:p>
-      <w:pPr>
-        <w:shd w:fill="01696F" w:val="clear"/>
-        <w:spacing w:after="60" w:before="0"/>
+        <w:spacing w:after="60" w:before="400"/>
         <w:jc w:val="center"/>
       </w:pPr>
       <w:r>
@@ -145,7 +129,7 @@
           <w:sz w:val="28"/>
           <w:szCs w:val="28"/>
         </w:rPr>
-        <w:t xml:space="preserve">Schwere / nekrotisierende Pankreatitis</w:t>
+        <w:t xml:space="preserve">BAUSTEIN 1 – Schwere / nekrotisierende Pankreatitis</w:t>
       </w:r>
     </w:p>
     <w:p>
@@ -576,7 +560,7 @@
           <w:sz w:val="28"/>
           <w:szCs w:val="28"/>
         </w:rPr>
-        <w:t xml:space="preserve">Kryptogene Pankreatitis &gt;40 Jahre</w:t>
+        <w:t xml:space="preserve">BAUSTEIN 2 – Kryptogene Pankreatitis &gt;40 Jahre</w:t>
       </w:r>
     </w:p>
     <w:p>
@@ -1007,7 +991,7 @@
           <w:sz w:val="28"/>
           <w:szCs w:val="28"/>
         </w:rPr>
-        <w:t xml:space="preserve">Alkohol-induzierte Pankreatitis (jeder Schweregrad)</w:t>
+        <w:t xml:space="preserve">BAUSTEIN 3 – Alkohol-induzierte Pankreatitis (jeder Schweregrad)</w:t>
       </w:r>
     </w:p>
     <w:p>

--- a/Pankreatitis_Arztbrief_Textbausteine.docx
+++ b/Pankreatitis_Arztbrief_Textbausteine.docx
@@ -129,7 +129,7 @@
           <w:sz w:val="28"/>
           <w:szCs w:val="28"/>
         </w:rPr>
-        <w:t xml:space="preserve">BAUSTEIN 1 – Schwere / nekrotisierende Pankreatitis</w:t>
+        <w:t xml:space="preserve">Schwere / nekrotisierende Pankreatitis</w:t>
       </w:r>
     </w:p>
     <w:p>
@@ -560,7 +560,7 @@
           <w:sz w:val="28"/>
           <w:szCs w:val="28"/>
         </w:rPr>
-        <w:t xml:space="preserve">BAUSTEIN 2 – Kryptogene Pankreatitis &gt;40 Jahre</w:t>
+        <w:t xml:space="preserve">Kryptogene Pankreatitis &gt;40 Jahre</w:t>
       </w:r>
     </w:p>
     <w:p>
@@ -991,7 +991,7 @@
           <w:sz w:val="28"/>
           <w:szCs w:val="28"/>
         </w:rPr>
-        <w:t xml:space="preserve">BAUSTEIN 3 – Alkohol-induzierte Pankreatitis (jeder Schweregrad)</w:t>
+        <w:t xml:space="preserve">Alkohol-induzierte Pankreatitis (jeder Schweregrad)</w:t>
       </w:r>
     </w:p>
     <w:p>
